--- a/arb/docx/32.content.docx
+++ b/arb/docx/32.content.docx
@@ -147,13 +147,6 @@
         <w:rPr>
           <w:lang w:val="ar_AE" w:bidi="ar_AE"/>
         </w:rPr>
-      </w:r>
-      <w:r>
-        <w:rPr>
-          <w:i/>
-          <w:lang w:val="ar_AE" w:bidi="ar_AE"/>
-        </w:rPr>
-        <w:t>يونان 1: 2, يونان 1: 3, يونان 1: 4, يونان 1: 5, يونان 1: 7, يونان 1: 7 (#2), يونان 1: 10, يونان 1: 12, يونان 1: 14, يونان 1: 15, يونان 1: 17, يونان 2: 1, يونان 2: 4, يونان 2: 6, يونان 2: 8, يونان 2: 9, يونان 2: 9 (#2), يونان 2: 10, يونان 3: 2, يونان 3: 3, يونان 3: 4, يونان 3: 8, يونان 3: 9, يونان 3: 10, يونان 4: 1, يونان 4: 2, يونان 4: 3, يونان 4: 4, يونان 4: 5, يونان 4: 6, يونان 4: 7, يونان 4: 9, يونان 4: 10, يونان 4: 11</w:t>
       </w:r>
       <w:r>
         <w:rPr>

--- a/arb/docx/32.content.docx
+++ b/arb/docx/32.content.docx
@@ -132,21 +132,6 @@
           <w:lang w:val="ar_AE" w:bidi="ar_AE"/>
         </w:rPr>
         <w:t>JON</w:t>
-      </w:r>
-      <w:r>
-        <w:rPr>
-          <w:lang w:val="ar_AE" w:bidi="ar_AE"/>
-        </w:rPr>
-      </w:r>
-    </w:p>
-    <w:p>
-      <w:pPr>
-        <w:bidi/>
-      </w:pPr>
-      <w:r>
-        <w:rPr>
-          <w:lang w:val="ar_AE" w:bidi="ar_AE"/>
-        </w:rPr>
       </w:r>
       <w:r>
         <w:rPr>

--- a/arb/docx/32.content.docx
+++ b/arb/docx/32.content.docx
@@ -22,7 +22,7 @@
         <w:rPr>
           <w:lang w:val="ar_AE" w:bidi="ar_AE"/>
         </w:rPr>
-        <w:t>Resource: أسئلة الترجمة (unfoldingWord)</w:t>
+        <w:t>Resource: unfoldingWord® Translation Questions</w:t>
       </w:r>
       <w:r>
         <w:rPr>
@@ -91,7 +91,7 @@
         <w:rPr>
           <w:lang w:val="ar_AE" w:bidi="ar_AE"/>
         </w:rPr>
-        <w:t>أسئلة الترجمة (unfoldingWord)</w:t>
+        <w:t>unfoldingWord® Translation Questions</w:t>
       </w:r>
     </w:p>
     <w:p>

--- a/arb/docx/32.content.docx
+++ b/arb/docx/32.content.docx
@@ -9,6 +9,8 @@
       </w:pPr>
       <w:r>
         <w:rPr>
+          <w:rtl/>
+          <w:cs/>
           <w:lang w:val="ar_AE" w:bidi="ar_AE"/>
         </w:rPr>
       </w:r>
@@ -20,64 +22,84 @@
       </w:pPr>
       <w:r>
         <w:rPr>
+          <w:rtl/>
+          <w:cs/>
           <w:lang w:val="ar_AE" w:bidi="ar_AE"/>
         </w:rPr>
         <w:t>Resource: unfoldingWord® Translation Questions</w:t>
       </w:r>
       <w:r>
         <w:rPr>
-          <w:lang w:val="ar_AE" w:bidi="ar_AE"/>
-        </w:rPr>
-      </w:r>
-    </w:p>
-    <w:p>
-      <w:pPr>
-        <w:bidi/>
-      </w:pPr>
-      <w:r>
-        <w:rPr>
+          <w:rtl/>
+          <w:cs/>
+          <w:lang w:val="ar_AE" w:bidi="ar_AE"/>
+        </w:rPr>
+      </w:r>
+    </w:p>
+    <w:p>
+      <w:pPr>
+        <w:bidi/>
+      </w:pPr>
+      <w:r>
+        <w:rPr>
+          <w:rtl/>
+          <w:cs/>
           <w:lang w:val="ar_AE" w:bidi="ar_AE"/>
         </w:rPr>
       </w:r>
       <w:r>
         <w:rPr>
           <w:b/>
+          <w:rtl/>
+          <w:cs/>
           <w:lang w:val="ar_AE" w:bidi="ar_AE"/>
         </w:rPr>
         <w:t>unfoldingWord® Translation Questions</w:t>
       </w:r>
       <w:r>
         <w:rPr>
+          <w:rtl/>
+          <w:cs/>
           <w:lang w:val="ar_AE" w:bidi="ar_AE"/>
         </w:rPr>
         <w:t xml:space="preserve"> © 2022 unfoldingWord. Released under CC BY-SA 4.0 license. </w:t>
       </w:r>
       <w:r>
         <w:rPr>
+          <w:rtl/>
+          <w:cs/>
           <w:lang w:val="ar_AE" w:bidi="ar_AE"/>
         </w:rPr>
         <w:t>unfoldingWord® Translation Questions</w:t>
       </w:r>
       <w:r>
         <w:rPr>
+          <w:rtl/>
+          <w:cs/>
           <w:lang w:val="ar_AE" w:bidi="ar_AE"/>
         </w:rPr>
         <w:t xml:space="preserve"> has been adapted in the following languages: Tok Pisin, Arabic (عربي), French (Français), Hindi (हिंदी), Indonesian (Bahasa Indonesia), Portuguese (Português), Russian (Русский), Spanish (Español), Swahili (Kiswahili), and Simplified Chinese (简体中文) from </w:t>
       </w:r>
       <w:r>
         <w:rPr>
+          <w:rtl/>
+          <w:cs/>
           <w:lang w:val="ar_AE" w:bidi="ar_AE"/>
         </w:rPr>
         <w:t>unfoldingWord® Translation Questions</w:t>
       </w:r>
       <w:r>
         <w:rPr>
+          <w:rtl/>
+          <w:cs/>
           <w:lang w:val="ar_AE" w:bidi="ar_AE"/>
         </w:rPr>
         <w:t xml:space="preserve"> © 2022 unfoldingWord. Released under CC BY-SA 4.0 license by Mission Mutual</w:t>
       </w:r>
       <w:r>
         <w:rPr>
+          <w:rtl/>
+          <w:cs/>
           <w:lang w:val="ar_AE" w:bidi="ar_AE"/>
         </w:rPr>
       </w:r>
@@ -89,6 +111,8 @@
       </w:pPr>
       <w:r>
         <w:rPr>
+          <w:rtl/>
+          <w:cs/>
           <w:lang w:val="ar_AE" w:bidi="ar_AE"/>
         </w:rPr>
         <w:t>unfoldingWord® Translation Questions</w:t>
@@ -118,6 +142,8 @@
       </w:pPr>
       <w:r>
         <w:rPr>
+          <w:rtl/>
+          <w:cs/>
           <w:lang w:val="ar_AE" w:bidi="ar_AE"/>
         </w:rPr>
       </w:r>
@@ -129,38 +155,50 @@
       </w:pPr>
       <w:r>
         <w:rPr>
+          <w:rtl/>
+          <w:cs/>
           <w:lang w:val="ar_AE" w:bidi="ar_AE"/>
         </w:rPr>
         <w:t>JON</w:t>
       </w:r>
       <w:r>
         <w:rPr>
-          <w:lang w:val="ar_AE" w:bidi="ar_AE"/>
-        </w:rPr>
-      </w:r>
-    </w:p>
-    <w:p>
-      <w:pPr>
-        <w:bidi/>
-      </w:pPr>
-      <w:r>
-        <w:rPr>
-          <w:lang w:val="ar_AE" w:bidi="ar_AE"/>
-        </w:rPr>
-      </w:r>
-      <w:r>
-        <w:rPr>
+          <w:rtl/>
+          <w:cs/>
+          <w:lang w:val="ar_AE" w:bidi="ar_AE"/>
+        </w:rPr>
+      </w:r>
+    </w:p>
+    <w:p>
+      <w:pPr>
+        <w:bidi/>
+      </w:pPr>
+      <w:r>
+        <w:rPr>
+          <w:rtl/>
+          <w:cs/>
+          <w:lang w:val="ar_AE" w:bidi="ar_AE"/>
+        </w:rPr>
+      </w:r>
+      <w:r>
+        <w:rPr>
+          <w:rtl/>
+          <w:cs/>
           <w:lang w:val="ar_AE" w:bidi="ar_AE"/>
         </w:rPr>
         <w:t xml:space="preserve"> </w:t>
       </w:r>
       <w:r>
         <w:rPr>
-          <w:lang w:val="ar_AE" w:bidi="ar_AE"/>
-        </w:rPr>
-      </w:r>
-      <w:r>
-        <w:rPr>
+          <w:rtl/>
+          <w:cs/>
+          <w:lang w:val="ar_AE" w:bidi="ar_AE"/>
+        </w:rPr>
+      </w:r>
+      <w:r>
+        <w:rPr>
+          <w:rtl/>
+          <w:cs/>
           <w:lang w:val="ar_AE" w:bidi="ar_AE"/>
         </w:rPr>
       </w:r>
@@ -186,6 +224,8 @@
       </w:pPr>
       <w:r>
         <w:rPr>
+          <w:rtl/>
+          <w:cs/>
           <w:lang w:val="ar_AE" w:bidi="ar_AE"/>
         </w:rPr>
       </w:r>
@@ -197,28 +237,36 @@
       </w:pPr>
       <w:r>
         <w:rPr>
+          <w:rtl/>
+          <w:cs/>
           <w:lang w:val="ar_AE" w:bidi="ar_AE"/>
         </w:rPr>
         <w:t>يونان 1: 2</w:t>
       </w:r>
       <w:r>
         <w:rPr>
-          <w:lang w:val="ar_AE" w:bidi="ar_AE"/>
-        </w:rPr>
-      </w:r>
-    </w:p>
-    <w:p>
-      <w:pPr>
-        <w:bidi/>
-      </w:pPr>
-      <w:r>
-        <w:rPr>
+          <w:rtl/>
+          <w:cs/>
+          <w:lang w:val="ar_AE" w:bidi="ar_AE"/>
+        </w:rPr>
+      </w:r>
+    </w:p>
+    <w:p>
+      <w:pPr>
+        <w:bidi/>
+      </w:pPr>
+      <w:r>
+        <w:rPr>
+          <w:rtl/>
+          <w:cs/>
           <w:lang w:val="ar_AE" w:bidi="ar_AE"/>
         </w:rPr>
       </w:r>
       <w:r>
         <w:rPr>
           <w:b/>
+          <w:rtl/>
+          <w:cs/>
           <w:lang w:val="ar_AE" w:bidi="ar_AE"/>
         </w:rPr>
         <w:t>بم أمر الرب يونان؟</w:t>
@@ -230,32 +278,42 @@
       </w:pPr>
       <w:r>
         <w:rPr>
-          <w:lang w:val="ar_AE" w:bidi="ar_AE"/>
-        </w:rPr>
-      </w:r>
-      <w:r>
-        <w:rPr>
+          <w:rtl/>
+          <w:cs/>
+          <w:lang w:val="ar_AE" w:bidi="ar_AE"/>
+        </w:rPr>
+      </w:r>
+      <w:r>
+        <w:rPr>
+          <w:rtl/>
+          <w:cs/>
           <w:lang w:val="ar_AE" w:bidi="ar_AE"/>
         </w:rPr>
         <w:t>أمر الرب يونان أن يقوم ويذهب إلى نينوى لإعلان الدينونة عليها.</w:t>
       </w:r>
       <w:r>
         <w:rPr>
-          <w:lang w:val="ar_AE" w:bidi="ar_AE"/>
-        </w:rPr>
-      </w:r>
-      <w:r>
-        <w:rPr>
-          <w:lang w:val="ar_AE" w:bidi="ar_AE"/>
-        </w:rPr>
-      </w:r>
-    </w:p>
-    <w:p>
-      <w:pPr>
-        <w:bidi/>
-      </w:pPr>
-      <w:r>
-        <w:rPr>
+          <w:rtl/>
+          <w:cs/>
+          <w:lang w:val="ar_AE" w:bidi="ar_AE"/>
+        </w:rPr>
+      </w:r>
+      <w:r>
+        <w:rPr>
+          <w:rtl/>
+          <w:cs/>
+          <w:lang w:val="ar_AE" w:bidi="ar_AE"/>
+        </w:rPr>
+      </w:r>
+    </w:p>
+    <w:p>
+      <w:pPr>
+        <w:bidi/>
+      </w:pPr>
+      <w:r>
+        <w:rPr>
+          <w:rtl/>
+          <w:cs/>
           <w:lang w:val="ar_AE" w:bidi="ar_AE"/>
         </w:rPr>
       </w:r>
@@ -267,28 +325,36 @@
       </w:pPr>
       <w:r>
         <w:rPr>
+          <w:rtl/>
+          <w:cs/>
           <w:lang w:val="ar_AE" w:bidi="ar_AE"/>
         </w:rPr>
         <w:t>يونان 1: 3</w:t>
       </w:r>
       <w:r>
         <w:rPr>
-          <w:lang w:val="ar_AE" w:bidi="ar_AE"/>
-        </w:rPr>
-      </w:r>
-    </w:p>
-    <w:p>
-      <w:pPr>
-        <w:bidi/>
-      </w:pPr>
-      <w:r>
-        <w:rPr>
+          <w:rtl/>
+          <w:cs/>
+          <w:lang w:val="ar_AE" w:bidi="ar_AE"/>
+        </w:rPr>
+      </w:r>
+    </w:p>
+    <w:p>
+      <w:pPr>
+        <w:bidi/>
+      </w:pPr>
+      <w:r>
+        <w:rPr>
+          <w:rtl/>
+          <w:cs/>
           <w:lang w:val="ar_AE" w:bidi="ar_AE"/>
         </w:rPr>
       </w:r>
       <w:r>
         <w:rPr>
           <w:b/>
+          <w:rtl/>
+          <w:cs/>
           <w:lang w:val="ar_AE" w:bidi="ar_AE"/>
         </w:rPr>
         <w:t>ماذا فعل يونان بعد أن أمره الرب بالذهاب إلى نينوى؟</w:t>
@@ -300,32 +366,42 @@
       </w:pPr>
       <w:r>
         <w:rPr>
-          <w:lang w:val="ar_AE" w:bidi="ar_AE"/>
-        </w:rPr>
-      </w:r>
-      <w:r>
-        <w:rPr>
+          <w:rtl/>
+          <w:cs/>
+          <w:lang w:val="ar_AE" w:bidi="ar_AE"/>
+        </w:rPr>
+      </w:r>
+      <w:r>
+        <w:rPr>
+          <w:rtl/>
+          <w:cs/>
           <w:lang w:val="ar_AE" w:bidi="ar_AE"/>
         </w:rPr>
         <w:t>هرب يونان إلى ترشيش بعيدًا عن وجه الرب.</w:t>
       </w:r>
       <w:r>
         <w:rPr>
-          <w:lang w:val="ar_AE" w:bidi="ar_AE"/>
-        </w:rPr>
-      </w:r>
-      <w:r>
-        <w:rPr>
-          <w:lang w:val="ar_AE" w:bidi="ar_AE"/>
-        </w:rPr>
-      </w:r>
-    </w:p>
-    <w:p>
-      <w:pPr>
-        <w:bidi/>
-      </w:pPr>
-      <w:r>
-        <w:rPr>
+          <w:rtl/>
+          <w:cs/>
+          <w:lang w:val="ar_AE" w:bidi="ar_AE"/>
+        </w:rPr>
+      </w:r>
+      <w:r>
+        <w:rPr>
+          <w:rtl/>
+          <w:cs/>
+          <w:lang w:val="ar_AE" w:bidi="ar_AE"/>
+        </w:rPr>
+      </w:r>
+    </w:p>
+    <w:p>
+      <w:pPr>
+        <w:bidi/>
+      </w:pPr>
+      <w:r>
+        <w:rPr>
+          <w:rtl/>
+          <w:cs/>
           <w:lang w:val="ar_AE" w:bidi="ar_AE"/>
         </w:rPr>
       </w:r>
@@ -337,28 +413,36 @@
       </w:pPr>
       <w:r>
         <w:rPr>
+          <w:rtl/>
+          <w:cs/>
           <w:lang w:val="ar_AE" w:bidi="ar_AE"/>
         </w:rPr>
         <w:t>يونان 1: 4</w:t>
       </w:r>
       <w:r>
         <w:rPr>
-          <w:lang w:val="ar_AE" w:bidi="ar_AE"/>
-        </w:rPr>
-      </w:r>
-    </w:p>
-    <w:p>
-      <w:pPr>
-        <w:bidi/>
-      </w:pPr>
-      <w:r>
-        <w:rPr>
+          <w:rtl/>
+          <w:cs/>
+          <w:lang w:val="ar_AE" w:bidi="ar_AE"/>
+        </w:rPr>
+      </w:r>
+    </w:p>
+    <w:p>
+      <w:pPr>
+        <w:bidi/>
+      </w:pPr>
+      <w:r>
+        <w:rPr>
+          <w:rtl/>
+          <w:cs/>
           <w:lang w:val="ar_AE" w:bidi="ar_AE"/>
         </w:rPr>
       </w:r>
       <w:r>
         <w:rPr>
           <w:b/>
+          <w:rtl/>
+          <w:cs/>
           <w:lang w:val="ar_AE" w:bidi="ar_AE"/>
         </w:rPr>
         <w:t>ماذا فعل الله بالسفينة التي ركب يونان على متنها؟</w:t>
@@ -370,32 +454,42 @@
       </w:pPr>
       <w:r>
         <w:rPr>
-          <w:lang w:val="ar_AE" w:bidi="ar_AE"/>
-        </w:rPr>
-      </w:r>
-      <w:r>
-        <w:rPr>
+          <w:rtl/>
+          <w:cs/>
+          <w:lang w:val="ar_AE" w:bidi="ar_AE"/>
+        </w:rPr>
+      </w:r>
+      <w:r>
+        <w:rPr>
+          <w:rtl/>
+          <w:cs/>
           <w:lang w:val="ar_AE" w:bidi="ar_AE"/>
         </w:rPr>
         <w:t>أرسل الرب ريحًا قوية وعاصفة شديدة على البحر حتى كادت السفينة تتحطم.</w:t>
       </w:r>
       <w:r>
         <w:rPr>
-          <w:lang w:val="ar_AE" w:bidi="ar_AE"/>
-        </w:rPr>
-      </w:r>
-      <w:r>
-        <w:rPr>
-          <w:lang w:val="ar_AE" w:bidi="ar_AE"/>
-        </w:rPr>
-      </w:r>
-    </w:p>
-    <w:p>
-      <w:pPr>
-        <w:bidi/>
-      </w:pPr>
-      <w:r>
-        <w:rPr>
+          <w:rtl/>
+          <w:cs/>
+          <w:lang w:val="ar_AE" w:bidi="ar_AE"/>
+        </w:rPr>
+      </w:r>
+      <w:r>
+        <w:rPr>
+          <w:rtl/>
+          <w:cs/>
+          <w:lang w:val="ar_AE" w:bidi="ar_AE"/>
+        </w:rPr>
+      </w:r>
+    </w:p>
+    <w:p>
+      <w:pPr>
+        <w:bidi/>
+      </w:pPr>
+      <w:r>
+        <w:rPr>
+          <w:rtl/>
+          <w:cs/>
           <w:lang w:val="ar_AE" w:bidi="ar_AE"/>
         </w:rPr>
       </w:r>
@@ -407,28 +501,36 @@
       </w:pPr>
       <w:r>
         <w:rPr>
+          <w:rtl/>
+          <w:cs/>
           <w:lang w:val="ar_AE" w:bidi="ar_AE"/>
         </w:rPr>
         <w:t>يونان 1: 5</w:t>
       </w:r>
       <w:r>
         <w:rPr>
-          <w:lang w:val="ar_AE" w:bidi="ar_AE"/>
-        </w:rPr>
-      </w:r>
-    </w:p>
-    <w:p>
-      <w:pPr>
-        <w:bidi/>
-      </w:pPr>
-      <w:r>
-        <w:rPr>
+          <w:rtl/>
+          <w:cs/>
+          <w:lang w:val="ar_AE" w:bidi="ar_AE"/>
+        </w:rPr>
+      </w:r>
+    </w:p>
+    <w:p>
+      <w:pPr>
+        <w:bidi/>
+      </w:pPr>
+      <w:r>
+        <w:rPr>
+          <w:rtl/>
+          <w:cs/>
           <w:lang w:val="ar_AE" w:bidi="ar_AE"/>
         </w:rPr>
       </w:r>
       <w:r>
         <w:rPr>
           <w:b/>
+          <w:rtl/>
+          <w:cs/>
           <w:lang w:val="ar_AE" w:bidi="ar_AE"/>
         </w:rPr>
         <w:t>لمن وجّه البحارة استغاثتهم في وَسْط العاصفة؟</w:t>
@@ -440,32 +542,42 @@
       </w:pPr>
       <w:r>
         <w:rPr>
-          <w:lang w:val="ar_AE" w:bidi="ar_AE"/>
-        </w:rPr>
-      </w:r>
-      <w:r>
-        <w:rPr>
+          <w:rtl/>
+          <w:cs/>
+          <w:lang w:val="ar_AE" w:bidi="ar_AE"/>
+        </w:rPr>
+      </w:r>
+      <w:r>
+        <w:rPr>
+          <w:rtl/>
+          <w:cs/>
           <w:lang w:val="ar_AE" w:bidi="ar_AE"/>
         </w:rPr>
         <w:t>أصيب البحارة بالخوف الشديد فبدأ كل واحد منهم يصرخ إلى آلهته.</w:t>
       </w:r>
       <w:r>
         <w:rPr>
-          <w:lang w:val="ar_AE" w:bidi="ar_AE"/>
-        </w:rPr>
-      </w:r>
-      <w:r>
-        <w:rPr>
-          <w:lang w:val="ar_AE" w:bidi="ar_AE"/>
-        </w:rPr>
-      </w:r>
-    </w:p>
-    <w:p>
-      <w:pPr>
-        <w:bidi/>
-      </w:pPr>
-      <w:r>
-        <w:rPr>
+          <w:rtl/>
+          <w:cs/>
+          <w:lang w:val="ar_AE" w:bidi="ar_AE"/>
+        </w:rPr>
+      </w:r>
+      <w:r>
+        <w:rPr>
+          <w:rtl/>
+          <w:cs/>
+          <w:lang w:val="ar_AE" w:bidi="ar_AE"/>
+        </w:rPr>
+      </w:r>
+    </w:p>
+    <w:p>
+      <w:pPr>
+        <w:bidi/>
+      </w:pPr>
+      <w:r>
+        <w:rPr>
+          <w:rtl/>
+          <w:cs/>
           <w:lang w:val="ar_AE" w:bidi="ar_AE"/>
         </w:rPr>
       </w:r>
@@ -477,28 +589,36 @@
       </w:pPr>
       <w:r>
         <w:rPr>
+          <w:rtl/>
+          <w:cs/>
           <w:lang w:val="ar_AE" w:bidi="ar_AE"/>
         </w:rPr>
         <w:t>يونان 1: 7</w:t>
       </w:r>
       <w:r>
         <w:rPr>
-          <w:lang w:val="ar_AE" w:bidi="ar_AE"/>
-        </w:rPr>
-      </w:r>
-    </w:p>
-    <w:p>
-      <w:pPr>
-        <w:bidi/>
-      </w:pPr>
-      <w:r>
-        <w:rPr>
+          <w:rtl/>
+          <w:cs/>
+          <w:lang w:val="ar_AE" w:bidi="ar_AE"/>
+        </w:rPr>
+      </w:r>
+    </w:p>
+    <w:p>
+      <w:pPr>
+        <w:bidi/>
+      </w:pPr>
+      <w:r>
+        <w:rPr>
+          <w:rtl/>
+          <w:cs/>
           <w:lang w:val="ar_AE" w:bidi="ar_AE"/>
         </w:rPr>
       </w:r>
       <w:r>
         <w:rPr>
           <w:b/>
+          <w:rtl/>
+          <w:cs/>
           <w:lang w:val="ar_AE" w:bidi="ar_AE"/>
         </w:rPr>
         <w:t>كيف تمكن البحارة من تحديد المتسبب في الشر؟</w:t>
@@ -510,32 +630,42 @@
       </w:pPr>
       <w:r>
         <w:rPr>
-          <w:lang w:val="ar_AE" w:bidi="ar_AE"/>
-        </w:rPr>
-      </w:r>
-      <w:r>
-        <w:rPr>
+          <w:rtl/>
+          <w:cs/>
+          <w:lang w:val="ar_AE" w:bidi="ar_AE"/>
+        </w:rPr>
+      </w:r>
+      <w:r>
+        <w:rPr>
+          <w:rtl/>
+          <w:cs/>
           <w:lang w:val="ar_AE" w:bidi="ar_AE"/>
         </w:rPr>
         <w:t>ألقى البحارة قرعة لتحديد المتسبب في هذا الشر، فأشارت القرعة إلى يونان.</w:t>
       </w:r>
       <w:r>
         <w:rPr>
-          <w:lang w:val="ar_AE" w:bidi="ar_AE"/>
-        </w:rPr>
-      </w:r>
-      <w:r>
-        <w:rPr>
-          <w:lang w:val="ar_AE" w:bidi="ar_AE"/>
-        </w:rPr>
-      </w:r>
-    </w:p>
-    <w:p>
-      <w:pPr>
-        <w:bidi/>
-      </w:pPr>
-      <w:r>
-        <w:rPr>
+          <w:rtl/>
+          <w:cs/>
+          <w:lang w:val="ar_AE" w:bidi="ar_AE"/>
+        </w:rPr>
+      </w:r>
+      <w:r>
+        <w:rPr>
+          <w:rtl/>
+          <w:cs/>
+          <w:lang w:val="ar_AE" w:bidi="ar_AE"/>
+        </w:rPr>
+      </w:r>
+    </w:p>
+    <w:p>
+      <w:pPr>
+        <w:bidi/>
+      </w:pPr>
+      <w:r>
+        <w:rPr>
+          <w:rtl/>
+          <w:cs/>
           <w:lang w:val="ar_AE" w:bidi="ar_AE"/>
         </w:rPr>
       </w:r>
@@ -547,28 +677,36 @@
       </w:pPr>
       <w:r>
         <w:rPr>
+          <w:rtl/>
+          <w:cs/>
           <w:lang w:val="ar_AE" w:bidi="ar_AE"/>
         </w:rPr>
         <w:t>يونان 1: 7 (#2)</w:t>
       </w:r>
       <w:r>
         <w:rPr>
-          <w:lang w:val="ar_AE" w:bidi="ar_AE"/>
-        </w:rPr>
-      </w:r>
-    </w:p>
-    <w:p>
-      <w:pPr>
-        <w:bidi/>
-      </w:pPr>
-      <w:r>
-        <w:rPr>
+          <w:rtl/>
+          <w:cs/>
+          <w:lang w:val="ar_AE" w:bidi="ar_AE"/>
+        </w:rPr>
+      </w:r>
+    </w:p>
+    <w:p>
+      <w:pPr>
+        <w:bidi/>
+      </w:pPr>
+      <w:r>
+        <w:rPr>
+          <w:rtl/>
+          <w:cs/>
           <w:lang w:val="ar_AE" w:bidi="ar_AE"/>
         </w:rPr>
       </w:r>
       <w:r>
         <w:rPr>
           <w:b/>
+          <w:rtl/>
+          <w:cs/>
           <w:lang w:val="ar_AE" w:bidi="ar_AE"/>
         </w:rPr>
         <w:t>ماذا كانت نتيجة القرعة؟</w:t>
@@ -580,32 +718,42 @@
       </w:pPr>
       <w:r>
         <w:rPr>
-          <w:lang w:val="ar_AE" w:bidi="ar_AE"/>
-        </w:rPr>
-      </w:r>
-      <w:r>
-        <w:rPr>
+          <w:rtl/>
+          <w:cs/>
+          <w:lang w:val="ar_AE" w:bidi="ar_AE"/>
+        </w:rPr>
+      </w:r>
+      <w:r>
+        <w:rPr>
+          <w:rtl/>
+          <w:cs/>
           <w:lang w:val="ar_AE" w:bidi="ar_AE"/>
         </w:rPr>
         <w:t>كانت النتيجة أن القرعة أشارت إلى أن يونان هو سبب الشر الذي كانوا يجتازون منه.</w:t>
       </w:r>
       <w:r>
         <w:rPr>
-          <w:lang w:val="ar_AE" w:bidi="ar_AE"/>
-        </w:rPr>
-      </w:r>
-      <w:r>
-        <w:rPr>
-          <w:lang w:val="ar_AE" w:bidi="ar_AE"/>
-        </w:rPr>
-      </w:r>
-    </w:p>
-    <w:p>
-      <w:pPr>
-        <w:bidi/>
-      </w:pPr>
-      <w:r>
-        <w:rPr>
+          <w:rtl/>
+          <w:cs/>
+          <w:lang w:val="ar_AE" w:bidi="ar_AE"/>
+        </w:rPr>
+      </w:r>
+      <w:r>
+        <w:rPr>
+          <w:rtl/>
+          <w:cs/>
+          <w:lang w:val="ar_AE" w:bidi="ar_AE"/>
+        </w:rPr>
+      </w:r>
+    </w:p>
+    <w:p>
+      <w:pPr>
+        <w:bidi/>
+      </w:pPr>
+      <w:r>
+        <w:rPr>
+          <w:rtl/>
+          <w:cs/>
           <w:lang w:val="ar_AE" w:bidi="ar_AE"/>
         </w:rPr>
       </w:r>
@@ -617,28 +765,36 @@
       </w:pPr>
       <w:r>
         <w:rPr>
+          <w:rtl/>
+          <w:cs/>
           <w:lang w:val="ar_AE" w:bidi="ar_AE"/>
         </w:rPr>
         <w:t>يونان 1: 10</w:t>
       </w:r>
       <w:r>
         <w:rPr>
-          <w:lang w:val="ar_AE" w:bidi="ar_AE"/>
-        </w:rPr>
-      </w:r>
-    </w:p>
-    <w:p>
-      <w:pPr>
-        <w:bidi/>
-      </w:pPr>
-      <w:r>
-        <w:rPr>
+          <w:rtl/>
+          <w:cs/>
+          <w:lang w:val="ar_AE" w:bidi="ar_AE"/>
+        </w:rPr>
+      </w:r>
+    </w:p>
+    <w:p>
+      <w:pPr>
+        <w:bidi/>
+      </w:pPr>
+      <w:r>
+        <w:rPr>
+          <w:rtl/>
+          <w:cs/>
           <w:lang w:val="ar_AE" w:bidi="ar_AE"/>
         </w:rPr>
       </w:r>
       <w:r>
         <w:rPr>
           <w:b/>
+          <w:rtl/>
+          <w:cs/>
           <w:lang w:val="ar_AE" w:bidi="ar_AE"/>
         </w:rPr>
         <w:t>كيف عرف البحارة بهروب يونان من وجه الرب؟</w:t>
@@ -650,32 +806,42 @@
       </w:pPr>
       <w:r>
         <w:rPr>
-          <w:lang w:val="ar_AE" w:bidi="ar_AE"/>
-        </w:rPr>
-      </w:r>
-      <w:r>
-        <w:rPr>
+          <w:rtl/>
+          <w:cs/>
+          <w:lang w:val="ar_AE" w:bidi="ar_AE"/>
+        </w:rPr>
+      </w:r>
+      <w:r>
+        <w:rPr>
+          <w:rtl/>
+          <w:cs/>
           <w:lang w:val="ar_AE" w:bidi="ar_AE"/>
         </w:rPr>
         <w:t>علم البحارة بهروب يونان من وجه الرب لأن يونان أخبرهم بالأمر.</w:t>
       </w:r>
       <w:r>
         <w:rPr>
-          <w:lang w:val="ar_AE" w:bidi="ar_AE"/>
-        </w:rPr>
-      </w:r>
-      <w:r>
-        <w:rPr>
-          <w:lang w:val="ar_AE" w:bidi="ar_AE"/>
-        </w:rPr>
-      </w:r>
-    </w:p>
-    <w:p>
-      <w:pPr>
-        <w:bidi/>
-      </w:pPr>
-      <w:r>
-        <w:rPr>
+          <w:rtl/>
+          <w:cs/>
+          <w:lang w:val="ar_AE" w:bidi="ar_AE"/>
+        </w:rPr>
+      </w:r>
+      <w:r>
+        <w:rPr>
+          <w:rtl/>
+          <w:cs/>
+          <w:lang w:val="ar_AE" w:bidi="ar_AE"/>
+        </w:rPr>
+      </w:r>
+    </w:p>
+    <w:p>
+      <w:pPr>
+        <w:bidi/>
+      </w:pPr>
+      <w:r>
+        <w:rPr>
+          <w:rtl/>
+          <w:cs/>
           <w:lang w:val="ar_AE" w:bidi="ar_AE"/>
         </w:rPr>
       </w:r>
@@ -687,28 +853,36 @@
       </w:pPr>
       <w:r>
         <w:rPr>
+          <w:rtl/>
+          <w:cs/>
           <w:lang w:val="ar_AE" w:bidi="ar_AE"/>
         </w:rPr>
         <w:t>يونان 1: 12</w:t>
       </w:r>
       <w:r>
         <w:rPr>
-          <w:lang w:val="ar_AE" w:bidi="ar_AE"/>
-        </w:rPr>
-      </w:r>
-    </w:p>
-    <w:p>
-      <w:pPr>
-        <w:bidi/>
-      </w:pPr>
-      <w:r>
-        <w:rPr>
+          <w:rtl/>
+          <w:cs/>
+          <w:lang w:val="ar_AE" w:bidi="ar_AE"/>
+        </w:rPr>
+      </w:r>
+    </w:p>
+    <w:p>
+      <w:pPr>
+        <w:bidi/>
+      </w:pPr>
+      <w:r>
+        <w:rPr>
+          <w:rtl/>
+          <w:cs/>
           <w:lang w:val="ar_AE" w:bidi="ar_AE"/>
         </w:rPr>
       </w:r>
       <w:r>
         <w:rPr>
           <w:b/>
+          <w:rtl/>
+          <w:cs/>
           <w:lang w:val="ar_AE" w:bidi="ar_AE"/>
         </w:rPr>
         <w:t>ماذا طلب يونان من البحارة أن يفعلوا به لإيقاف العاصفة؟</w:t>
@@ -720,32 +894,42 @@
       </w:pPr>
       <w:r>
         <w:rPr>
-          <w:lang w:val="ar_AE" w:bidi="ar_AE"/>
-        </w:rPr>
-      </w:r>
-      <w:r>
-        <w:rPr>
+          <w:rtl/>
+          <w:cs/>
+          <w:lang w:val="ar_AE" w:bidi="ar_AE"/>
+        </w:rPr>
+      </w:r>
+      <w:r>
+        <w:rPr>
+          <w:rtl/>
+          <w:cs/>
           <w:lang w:val="ar_AE" w:bidi="ar_AE"/>
         </w:rPr>
         <w:t>طلب يونان من الرجال أن يحملوه ويلقوه في البحر.</w:t>
       </w:r>
       <w:r>
         <w:rPr>
-          <w:lang w:val="ar_AE" w:bidi="ar_AE"/>
-        </w:rPr>
-      </w:r>
-      <w:r>
-        <w:rPr>
-          <w:lang w:val="ar_AE" w:bidi="ar_AE"/>
-        </w:rPr>
-      </w:r>
-    </w:p>
-    <w:p>
-      <w:pPr>
-        <w:bidi/>
-      </w:pPr>
-      <w:r>
-        <w:rPr>
+          <w:rtl/>
+          <w:cs/>
+          <w:lang w:val="ar_AE" w:bidi="ar_AE"/>
+        </w:rPr>
+      </w:r>
+      <w:r>
+        <w:rPr>
+          <w:rtl/>
+          <w:cs/>
+          <w:lang w:val="ar_AE" w:bidi="ar_AE"/>
+        </w:rPr>
+      </w:r>
+    </w:p>
+    <w:p>
+      <w:pPr>
+        <w:bidi/>
+      </w:pPr>
+      <w:r>
+        <w:rPr>
+          <w:rtl/>
+          <w:cs/>
           <w:lang w:val="ar_AE" w:bidi="ar_AE"/>
         </w:rPr>
       </w:r>
@@ -757,28 +941,36 @@
       </w:pPr>
       <w:r>
         <w:rPr>
+          <w:rtl/>
+          <w:cs/>
           <w:lang w:val="ar_AE" w:bidi="ar_AE"/>
         </w:rPr>
         <w:t>يونان 1: 14</w:t>
       </w:r>
       <w:r>
         <w:rPr>
-          <w:lang w:val="ar_AE" w:bidi="ar_AE"/>
-        </w:rPr>
-      </w:r>
-    </w:p>
-    <w:p>
-      <w:pPr>
-        <w:bidi/>
-      </w:pPr>
-      <w:r>
-        <w:rPr>
+          <w:rtl/>
+          <w:cs/>
+          <w:lang w:val="ar_AE" w:bidi="ar_AE"/>
+        </w:rPr>
+      </w:r>
+    </w:p>
+    <w:p>
+      <w:pPr>
+        <w:bidi/>
+      </w:pPr>
+      <w:r>
+        <w:rPr>
+          <w:rtl/>
+          <w:cs/>
           <w:lang w:val="ar_AE" w:bidi="ar_AE"/>
         </w:rPr>
       </w:r>
       <w:r>
         <w:rPr>
           <w:b/>
+          <w:rtl/>
+          <w:cs/>
           <w:lang w:val="ar_AE" w:bidi="ar_AE"/>
         </w:rPr>
         <w:t>ما الطلبتان اللتان قدمهما البحارة إلى الرب؟</w:t>
@@ -790,32 +982,42 @@
       </w:pPr>
       <w:r>
         <w:rPr>
-          <w:lang w:val="ar_AE" w:bidi="ar_AE"/>
-        </w:rPr>
-      </w:r>
-      <w:r>
-        <w:rPr>
+          <w:rtl/>
+          <w:cs/>
+          <w:lang w:val="ar_AE" w:bidi="ar_AE"/>
+        </w:rPr>
+      </w:r>
+      <w:r>
+        <w:rPr>
+          <w:rtl/>
+          <w:cs/>
           <w:lang w:val="ar_AE" w:bidi="ar_AE"/>
         </w:rPr>
         <w:t>طلب البحارة من الرب ألا يهلكهم بسبب حياة يونان، وألا يحملهم مسؤولية موت يونان.</w:t>
       </w:r>
       <w:r>
         <w:rPr>
-          <w:lang w:val="ar_AE" w:bidi="ar_AE"/>
-        </w:rPr>
-      </w:r>
-      <w:r>
-        <w:rPr>
-          <w:lang w:val="ar_AE" w:bidi="ar_AE"/>
-        </w:rPr>
-      </w:r>
-    </w:p>
-    <w:p>
-      <w:pPr>
-        <w:bidi/>
-      </w:pPr>
-      <w:r>
-        <w:rPr>
+          <w:rtl/>
+          <w:cs/>
+          <w:lang w:val="ar_AE" w:bidi="ar_AE"/>
+        </w:rPr>
+      </w:r>
+      <w:r>
+        <w:rPr>
+          <w:rtl/>
+          <w:cs/>
+          <w:lang w:val="ar_AE" w:bidi="ar_AE"/>
+        </w:rPr>
+      </w:r>
+    </w:p>
+    <w:p>
+      <w:pPr>
+        <w:bidi/>
+      </w:pPr>
+      <w:r>
+        <w:rPr>
+          <w:rtl/>
+          <w:cs/>
           <w:lang w:val="ar_AE" w:bidi="ar_AE"/>
         </w:rPr>
       </w:r>
@@ -827,28 +1029,36 @@
       </w:pPr>
       <w:r>
         <w:rPr>
+          <w:rtl/>
+          <w:cs/>
           <w:lang w:val="ar_AE" w:bidi="ar_AE"/>
         </w:rPr>
         <w:t>يونان 1: 15</w:t>
       </w:r>
       <w:r>
         <w:rPr>
-          <w:lang w:val="ar_AE" w:bidi="ar_AE"/>
-        </w:rPr>
-      </w:r>
-    </w:p>
-    <w:p>
-      <w:pPr>
-        <w:bidi/>
-      </w:pPr>
-      <w:r>
-        <w:rPr>
+          <w:rtl/>
+          <w:cs/>
+          <w:lang w:val="ar_AE" w:bidi="ar_AE"/>
+        </w:rPr>
+      </w:r>
+    </w:p>
+    <w:p>
+      <w:pPr>
+        <w:bidi/>
+      </w:pPr>
+      <w:r>
+        <w:rPr>
+          <w:rtl/>
+          <w:cs/>
           <w:lang w:val="ar_AE" w:bidi="ar_AE"/>
         </w:rPr>
       </w:r>
       <w:r>
         <w:rPr>
           <w:b/>
+          <w:rtl/>
+          <w:cs/>
           <w:lang w:val="ar_AE" w:bidi="ar_AE"/>
         </w:rPr>
         <w:t>ماذا حدث عندما ألقى البحارة يونان في البحر؟</w:t>
@@ -860,32 +1070,42 @@
       </w:pPr>
       <w:r>
         <w:rPr>
-          <w:lang w:val="ar_AE" w:bidi="ar_AE"/>
-        </w:rPr>
-      </w:r>
-      <w:r>
-        <w:rPr>
+          <w:rtl/>
+          <w:cs/>
+          <w:lang w:val="ar_AE" w:bidi="ar_AE"/>
+        </w:rPr>
+      </w:r>
+      <w:r>
+        <w:rPr>
+          <w:rtl/>
+          <w:cs/>
           <w:lang w:val="ar_AE" w:bidi="ar_AE"/>
         </w:rPr>
         <w:t>عندما ألقى البحارة يونان في البحر، هدأ البحر في لحال وتوقف عن هياجه.</w:t>
       </w:r>
       <w:r>
         <w:rPr>
-          <w:lang w:val="ar_AE" w:bidi="ar_AE"/>
-        </w:rPr>
-      </w:r>
-      <w:r>
-        <w:rPr>
-          <w:lang w:val="ar_AE" w:bidi="ar_AE"/>
-        </w:rPr>
-      </w:r>
-    </w:p>
-    <w:p>
-      <w:pPr>
-        <w:bidi/>
-      </w:pPr>
-      <w:r>
-        <w:rPr>
+          <w:rtl/>
+          <w:cs/>
+          <w:lang w:val="ar_AE" w:bidi="ar_AE"/>
+        </w:rPr>
+      </w:r>
+      <w:r>
+        <w:rPr>
+          <w:rtl/>
+          <w:cs/>
+          <w:lang w:val="ar_AE" w:bidi="ar_AE"/>
+        </w:rPr>
+      </w:r>
+    </w:p>
+    <w:p>
+      <w:pPr>
+        <w:bidi/>
+      </w:pPr>
+      <w:r>
+        <w:rPr>
+          <w:rtl/>
+          <w:cs/>
           <w:lang w:val="ar_AE" w:bidi="ar_AE"/>
         </w:rPr>
       </w:r>
@@ -897,28 +1117,36 @@
       </w:pPr>
       <w:r>
         <w:rPr>
+          <w:rtl/>
+          <w:cs/>
           <w:lang w:val="ar_AE" w:bidi="ar_AE"/>
         </w:rPr>
         <w:t>يونان 1: 17</w:t>
       </w:r>
       <w:r>
         <w:rPr>
-          <w:lang w:val="ar_AE" w:bidi="ar_AE"/>
-        </w:rPr>
-      </w:r>
-    </w:p>
-    <w:p>
-      <w:pPr>
-        <w:bidi/>
-      </w:pPr>
-      <w:r>
-        <w:rPr>
+          <w:rtl/>
+          <w:cs/>
+          <w:lang w:val="ar_AE" w:bidi="ar_AE"/>
+        </w:rPr>
+      </w:r>
+    </w:p>
+    <w:p>
+      <w:pPr>
+        <w:bidi/>
+      </w:pPr>
+      <w:r>
+        <w:rPr>
+          <w:rtl/>
+          <w:cs/>
           <w:lang w:val="ar_AE" w:bidi="ar_AE"/>
         </w:rPr>
       </w:r>
       <w:r>
         <w:rPr>
           <w:b/>
+          <w:rtl/>
+          <w:cs/>
           <w:lang w:val="ar_AE" w:bidi="ar_AE"/>
         </w:rPr>
         <w:t>ماذا حدث ليونان عندما ألقاه البحارة في البحر؟</w:t>
@@ -930,32 +1158,42 @@
       </w:pPr>
       <w:r>
         <w:rPr>
-          <w:lang w:val="ar_AE" w:bidi="ar_AE"/>
-        </w:rPr>
-      </w:r>
-      <w:r>
-        <w:rPr>
+          <w:rtl/>
+          <w:cs/>
+          <w:lang w:val="ar_AE" w:bidi="ar_AE"/>
+        </w:rPr>
+      </w:r>
+      <w:r>
+        <w:rPr>
+          <w:rtl/>
+          <w:cs/>
           <w:lang w:val="ar_AE" w:bidi="ar_AE"/>
         </w:rPr>
         <w:t>أرسل الرب سمكة كبيرة لتبتلع يونان، فكان يونان في بطن السمكة ثلاثة أيام وثلاث ليالٍ.</w:t>
       </w:r>
       <w:r>
         <w:rPr>
-          <w:lang w:val="ar_AE" w:bidi="ar_AE"/>
-        </w:rPr>
-      </w:r>
-      <w:r>
-        <w:rPr>
-          <w:lang w:val="ar_AE" w:bidi="ar_AE"/>
-        </w:rPr>
-      </w:r>
-    </w:p>
-    <w:p>
-      <w:pPr>
-        <w:bidi/>
-      </w:pPr>
-      <w:r>
-        <w:rPr>
+          <w:rtl/>
+          <w:cs/>
+          <w:lang w:val="ar_AE" w:bidi="ar_AE"/>
+        </w:rPr>
+      </w:r>
+      <w:r>
+        <w:rPr>
+          <w:rtl/>
+          <w:cs/>
+          <w:lang w:val="ar_AE" w:bidi="ar_AE"/>
+        </w:rPr>
+      </w:r>
+    </w:p>
+    <w:p>
+      <w:pPr>
+        <w:bidi/>
+      </w:pPr>
+      <w:r>
+        <w:rPr>
+          <w:rtl/>
+          <w:cs/>
           <w:lang w:val="ar_AE" w:bidi="ar_AE"/>
         </w:rPr>
       </w:r>
@@ -967,28 +1205,36 @@
       </w:pPr>
       <w:r>
         <w:rPr>
+          <w:rtl/>
+          <w:cs/>
           <w:lang w:val="ar_AE" w:bidi="ar_AE"/>
         </w:rPr>
         <w:t>يونان 2: 1</w:t>
       </w:r>
       <w:r>
         <w:rPr>
-          <w:lang w:val="ar_AE" w:bidi="ar_AE"/>
-        </w:rPr>
-      </w:r>
-    </w:p>
-    <w:p>
-      <w:pPr>
-        <w:bidi/>
-      </w:pPr>
-      <w:r>
-        <w:rPr>
+          <w:rtl/>
+          <w:cs/>
+          <w:lang w:val="ar_AE" w:bidi="ar_AE"/>
+        </w:rPr>
+      </w:r>
+    </w:p>
+    <w:p>
+      <w:pPr>
+        <w:bidi/>
+      </w:pPr>
+      <w:r>
+        <w:rPr>
+          <w:rtl/>
+          <w:cs/>
           <w:lang w:val="ar_AE" w:bidi="ar_AE"/>
         </w:rPr>
       </w:r>
       <w:r>
         <w:rPr>
           <w:b/>
+          <w:rtl/>
+          <w:cs/>
           <w:lang w:val="ar_AE" w:bidi="ar_AE"/>
         </w:rPr>
         <w:t>ماذا فعل يونان في بطن الحوت؟</w:t>
@@ -1000,32 +1246,42 @@
       </w:pPr>
       <w:r>
         <w:rPr>
-          <w:lang w:val="ar_AE" w:bidi="ar_AE"/>
-        </w:rPr>
-      </w:r>
-      <w:r>
-        <w:rPr>
+          <w:rtl/>
+          <w:cs/>
+          <w:lang w:val="ar_AE" w:bidi="ar_AE"/>
+        </w:rPr>
+      </w:r>
+      <w:r>
+        <w:rPr>
+          <w:rtl/>
+          <w:cs/>
           <w:lang w:val="ar_AE" w:bidi="ar_AE"/>
         </w:rPr>
         <w:t>صرخ يونان إلى الرب في الصلاة لأنه كان في ضيق.</w:t>
       </w:r>
       <w:r>
         <w:rPr>
-          <w:lang w:val="ar_AE" w:bidi="ar_AE"/>
-        </w:rPr>
-      </w:r>
-      <w:r>
-        <w:rPr>
-          <w:lang w:val="ar_AE" w:bidi="ar_AE"/>
-        </w:rPr>
-      </w:r>
-    </w:p>
-    <w:p>
-      <w:pPr>
-        <w:bidi/>
-      </w:pPr>
-      <w:r>
-        <w:rPr>
+          <w:rtl/>
+          <w:cs/>
+          <w:lang w:val="ar_AE" w:bidi="ar_AE"/>
+        </w:rPr>
+      </w:r>
+      <w:r>
+        <w:rPr>
+          <w:rtl/>
+          <w:cs/>
+          <w:lang w:val="ar_AE" w:bidi="ar_AE"/>
+        </w:rPr>
+      </w:r>
+    </w:p>
+    <w:p>
+      <w:pPr>
+        <w:bidi/>
+      </w:pPr>
+      <w:r>
+        <w:rPr>
+          <w:rtl/>
+          <w:cs/>
           <w:lang w:val="ar_AE" w:bidi="ar_AE"/>
         </w:rPr>
       </w:r>
@@ -1037,28 +1293,36 @@
       </w:pPr>
       <w:r>
         <w:rPr>
+          <w:rtl/>
+          <w:cs/>
           <w:lang w:val="ar_AE" w:bidi="ar_AE"/>
         </w:rPr>
         <w:t>يونان 2: 4</w:t>
       </w:r>
       <w:r>
         <w:rPr>
-          <w:lang w:val="ar_AE" w:bidi="ar_AE"/>
-        </w:rPr>
-      </w:r>
-    </w:p>
-    <w:p>
-      <w:pPr>
-        <w:bidi/>
-      </w:pPr>
-      <w:r>
-        <w:rPr>
+          <w:rtl/>
+          <w:cs/>
+          <w:lang w:val="ar_AE" w:bidi="ar_AE"/>
+        </w:rPr>
+      </w:r>
+    </w:p>
+    <w:p>
+      <w:pPr>
+        <w:bidi/>
+      </w:pPr>
+      <w:r>
+        <w:rPr>
+          <w:rtl/>
+          <w:cs/>
           <w:lang w:val="ar_AE" w:bidi="ar_AE"/>
         </w:rPr>
       </w:r>
       <w:r>
         <w:rPr>
           <w:b/>
+          <w:rtl/>
+          <w:cs/>
           <w:lang w:val="ar_AE" w:bidi="ar_AE"/>
         </w:rPr>
         <w:t xml:space="preserve">ما الذي كان يونان يرجو أن يراه مجددًا؟ </w:t>
@@ -1070,32 +1334,42 @@
       </w:pPr>
       <w:r>
         <w:rPr>
-          <w:lang w:val="ar_AE" w:bidi="ar_AE"/>
-        </w:rPr>
-      </w:r>
-      <w:r>
-        <w:rPr>
+          <w:rtl/>
+          <w:cs/>
+          <w:lang w:val="ar_AE" w:bidi="ar_AE"/>
+        </w:rPr>
+      </w:r>
+      <w:r>
+        <w:rPr>
+          <w:rtl/>
+          <w:cs/>
           <w:lang w:val="ar_AE" w:bidi="ar_AE"/>
         </w:rPr>
         <w:t>كان يونان يرجو أن ينظر هيكل الرب المقدس مجددًا.</w:t>
       </w:r>
       <w:r>
         <w:rPr>
-          <w:lang w:val="ar_AE" w:bidi="ar_AE"/>
-        </w:rPr>
-      </w:r>
-      <w:r>
-        <w:rPr>
-          <w:lang w:val="ar_AE" w:bidi="ar_AE"/>
-        </w:rPr>
-      </w:r>
-    </w:p>
-    <w:p>
-      <w:pPr>
-        <w:bidi/>
-      </w:pPr>
-      <w:r>
-        <w:rPr>
+          <w:rtl/>
+          <w:cs/>
+          <w:lang w:val="ar_AE" w:bidi="ar_AE"/>
+        </w:rPr>
+      </w:r>
+      <w:r>
+        <w:rPr>
+          <w:rtl/>
+          <w:cs/>
+          <w:lang w:val="ar_AE" w:bidi="ar_AE"/>
+        </w:rPr>
+      </w:r>
+    </w:p>
+    <w:p>
+      <w:pPr>
+        <w:bidi/>
+      </w:pPr>
+      <w:r>
+        <w:rPr>
+          <w:rtl/>
+          <w:cs/>
           <w:lang w:val="ar_AE" w:bidi="ar_AE"/>
         </w:rPr>
       </w:r>
@@ -1107,28 +1381,36 @@
       </w:pPr>
       <w:r>
         <w:rPr>
+          <w:rtl/>
+          <w:cs/>
           <w:lang w:val="ar_AE" w:bidi="ar_AE"/>
         </w:rPr>
         <w:t>يونان 2: 6</w:t>
       </w:r>
       <w:r>
         <w:rPr>
-          <w:lang w:val="ar_AE" w:bidi="ar_AE"/>
-        </w:rPr>
-      </w:r>
-    </w:p>
-    <w:p>
-      <w:pPr>
-        <w:bidi/>
-      </w:pPr>
-      <w:r>
-        <w:rPr>
+          <w:rtl/>
+          <w:cs/>
+          <w:lang w:val="ar_AE" w:bidi="ar_AE"/>
+        </w:rPr>
+      </w:r>
+    </w:p>
+    <w:p>
+      <w:pPr>
+        <w:bidi/>
+      </w:pPr>
+      <w:r>
+        <w:rPr>
+          <w:rtl/>
+          <w:cs/>
           <w:lang w:val="ar_AE" w:bidi="ar_AE"/>
         </w:rPr>
       </w:r>
       <w:r>
         <w:rPr>
           <w:b/>
+          <w:rtl/>
+          <w:cs/>
           <w:lang w:val="ar_AE" w:bidi="ar_AE"/>
         </w:rPr>
         <w:t>كيف أعاد الرب الحياة ليونان؟</w:t>
@@ -1140,32 +1422,42 @@
       </w:pPr>
       <w:r>
         <w:rPr>
-          <w:lang w:val="ar_AE" w:bidi="ar_AE"/>
-        </w:rPr>
-      </w:r>
-      <w:r>
-        <w:rPr>
+          <w:rtl/>
+          <w:cs/>
+          <w:lang w:val="ar_AE" w:bidi="ar_AE"/>
+        </w:rPr>
+      </w:r>
+      <w:r>
+        <w:rPr>
+          <w:rtl/>
+          <w:cs/>
           <w:lang w:val="ar_AE" w:bidi="ar_AE"/>
         </w:rPr>
         <w:t>أنقذ الرب حياة يونان، إذ رفع حياته من الهوّة (الهاوية).</w:t>
       </w:r>
       <w:r>
         <w:rPr>
-          <w:lang w:val="ar_AE" w:bidi="ar_AE"/>
-        </w:rPr>
-      </w:r>
-      <w:r>
-        <w:rPr>
-          <w:lang w:val="ar_AE" w:bidi="ar_AE"/>
-        </w:rPr>
-      </w:r>
-    </w:p>
-    <w:p>
-      <w:pPr>
-        <w:bidi/>
-      </w:pPr>
-      <w:r>
-        <w:rPr>
+          <w:rtl/>
+          <w:cs/>
+          <w:lang w:val="ar_AE" w:bidi="ar_AE"/>
+        </w:rPr>
+      </w:r>
+      <w:r>
+        <w:rPr>
+          <w:rtl/>
+          <w:cs/>
+          <w:lang w:val="ar_AE" w:bidi="ar_AE"/>
+        </w:rPr>
+      </w:r>
+    </w:p>
+    <w:p>
+      <w:pPr>
+        <w:bidi/>
+      </w:pPr>
+      <w:r>
+        <w:rPr>
+          <w:rtl/>
+          <w:cs/>
           <w:lang w:val="ar_AE" w:bidi="ar_AE"/>
         </w:rPr>
       </w:r>
@@ -1177,28 +1469,36 @@
       </w:pPr>
       <w:r>
         <w:rPr>
+          <w:rtl/>
+          <w:cs/>
           <w:lang w:val="ar_AE" w:bidi="ar_AE"/>
         </w:rPr>
         <w:t>يونان 2: 8</w:t>
       </w:r>
       <w:r>
         <w:rPr>
-          <w:lang w:val="ar_AE" w:bidi="ar_AE"/>
-        </w:rPr>
-      </w:r>
-    </w:p>
-    <w:p>
-      <w:pPr>
-        <w:bidi/>
-      </w:pPr>
-      <w:r>
-        <w:rPr>
+          <w:rtl/>
+          <w:cs/>
+          <w:lang w:val="ar_AE" w:bidi="ar_AE"/>
+        </w:rPr>
+      </w:r>
+    </w:p>
+    <w:p>
+      <w:pPr>
+        <w:bidi/>
+      </w:pPr>
+      <w:r>
+        <w:rPr>
+          <w:rtl/>
+          <w:cs/>
           <w:lang w:val="ar_AE" w:bidi="ar_AE"/>
         </w:rPr>
       </w:r>
       <w:r>
         <w:rPr>
           <w:b/>
+          <w:rtl/>
+          <w:cs/>
           <w:lang w:val="ar_AE" w:bidi="ar_AE"/>
         </w:rPr>
         <w:t>ماذا قال يونان عن الذين يهتمون بالأباطيل الفارغة؟</w:t>
@@ -1210,32 +1510,42 @@
       </w:pPr>
       <w:r>
         <w:rPr>
-          <w:lang w:val="ar_AE" w:bidi="ar_AE"/>
-        </w:rPr>
-      </w:r>
-      <w:r>
-        <w:rPr>
+          <w:rtl/>
+          <w:cs/>
+          <w:lang w:val="ar_AE" w:bidi="ar_AE"/>
+        </w:rPr>
+      </w:r>
+      <w:r>
+        <w:rPr>
+          <w:rtl/>
+          <w:cs/>
           <w:lang w:val="ar_AE" w:bidi="ar_AE"/>
         </w:rPr>
         <w:t>قال يونان إن الذين ينشغلون بالأباطيل الفارغة يتخلون عن رحمتك عليهم.</w:t>
       </w:r>
       <w:r>
         <w:rPr>
-          <w:lang w:val="ar_AE" w:bidi="ar_AE"/>
-        </w:rPr>
-      </w:r>
-      <w:r>
-        <w:rPr>
-          <w:lang w:val="ar_AE" w:bidi="ar_AE"/>
-        </w:rPr>
-      </w:r>
-    </w:p>
-    <w:p>
-      <w:pPr>
-        <w:bidi/>
-      </w:pPr>
-      <w:r>
-        <w:rPr>
+          <w:rtl/>
+          <w:cs/>
+          <w:lang w:val="ar_AE" w:bidi="ar_AE"/>
+        </w:rPr>
+      </w:r>
+      <w:r>
+        <w:rPr>
+          <w:rtl/>
+          <w:cs/>
+          <w:lang w:val="ar_AE" w:bidi="ar_AE"/>
+        </w:rPr>
+      </w:r>
+    </w:p>
+    <w:p>
+      <w:pPr>
+        <w:bidi/>
+      </w:pPr>
+      <w:r>
+        <w:rPr>
+          <w:rtl/>
+          <w:cs/>
           <w:lang w:val="ar_AE" w:bidi="ar_AE"/>
         </w:rPr>
       </w:r>
@@ -1247,28 +1557,36 @@
       </w:pPr>
       <w:r>
         <w:rPr>
+          <w:rtl/>
+          <w:cs/>
           <w:lang w:val="ar_AE" w:bidi="ar_AE"/>
         </w:rPr>
         <w:t>يونان 2: 9</w:t>
       </w:r>
       <w:r>
         <w:rPr>
-          <w:lang w:val="ar_AE" w:bidi="ar_AE"/>
-        </w:rPr>
-      </w:r>
-    </w:p>
-    <w:p>
-      <w:pPr>
-        <w:bidi/>
-      </w:pPr>
-      <w:r>
-        <w:rPr>
+          <w:rtl/>
+          <w:cs/>
+          <w:lang w:val="ar_AE" w:bidi="ar_AE"/>
+        </w:rPr>
+      </w:r>
+    </w:p>
+    <w:p>
+      <w:pPr>
+        <w:bidi/>
+      </w:pPr>
+      <w:r>
+        <w:rPr>
+          <w:rtl/>
+          <w:cs/>
           <w:lang w:val="ar_AE" w:bidi="ar_AE"/>
         </w:rPr>
       </w:r>
       <w:r>
         <w:rPr>
           <w:b/>
+          <w:rtl/>
+          <w:cs/>
           <w:lang w:val="ar_AE" w:bidi="ar_AE"/>
         </w:rPr>
         <w:t xml:space="preserve">ما الذي وعد يونان أن يفعله حينما صلّى في جوف الحوت؟ </w:t>
@@ -1280,32 +1598,42 @@
       </w:pPr>
       <w:r>
         <w:rPr>
-          <w:lang w:val="ar_AE" w:bidi="ar_AE"/>
-        </w:rPr>
-      </w:r>
-      <w:r>
-        <w:rPr>
+          <w:rtl/>
+          <w:cs/>
+          <w:lang w:val="ar_AE" w:bidi="ar_AE"/>
+        </w:rPr>
+      </w:r>
+      <w:r>
+        <w:rPr>
+          <w:rtl/>
+          <w:cs/>
           <w:lang w:val="ar_AE" w:bidi="ar_AE"/>
         </w:rPr>
         <w:t>قال يونان إنه سيذبح للرب بصوت الشكر، ويوفي بما نذره للرب.</w:t>
       </w:r>
       <w:r>
         <w:rPr>
-          <w:lang w:val="ar_AE" w:bidi="ar_AE"/>
-        </w:rPr>
-      </w:r>
-      <w:r>
-        <w:rPr>
-          <w:lang w:val="ar_AE" w:bidi="ar_AE"/>
-        </w:rPr>
-      </w:r>
-    </w:p>
-    <w:p>
-      <w:pPr>
-        <w:bidi/>
-      </w:pPr>
-      <w:r>
-        <w:rPr>
+          <w:rtl/>
+          <w:cs/>
+          <w:lang w:val="ar_AE" w:bidi="ar_AE"/>
+        </w:rPr>
+      </w:r>
+      <w:r>
+        <w:rPr>
+          <w:rtl/>
+          <w:cs/>
+          <w:lang w:val="ar_AE" w:bidi="ar_AE"/>
+        </w:rPr>
+      </w:r>
+    </w:p>
+    <w:p>
+      <w:pPr>
+        <w:bidi/>
+      </w:pPr>
+      <w:r>
+        <w:rPr>
+          <w:rtl/>
+          <w:cs/>
           <w:lang w:val="ar_AE" w:bidi="ar_AE"/>
         </w:rPr>
       </w:r>
@@ -1317,28 +1645,36 @@
       </w:pPr>
       <w:r>
         <w:rPr>
+          <w:rtl/>
+          <w:cs/>
           <w:lang w:val="ar_AE" w:bidi="ar_AE"/>
         </w:rPr>
         <w:t>يونان 2: 9 (#2)</w:t>
       </w:r>
       <w:r>
         <w:rPr>
-          <w:lang w:val="ar_AE" w:bidi="ar_AE"/>
-        </w:rPr>
-      </w:r>
-    </w:p>
-    <w:p>
-      <w:pPr>
-        <w:bidi/>
-      </w:pPr>
-      <w:r>
-        <w:rPr>
+          <w:rtl/>
+          <w:cs/>
+          <w:lang w:val="ar_AE" w:bidi="ar_AE"/>
+        </w:rPr>
+      </w:r>
+    </w:p>
+    <w:p>
+      <w:pPr>
+        <w:bidi/>
+      </w:pPr>
+      <w:r>
+        <w:rPr>
+          <w:rtl/>
+          <w:cs/>
           <w:lang w:val="ar_AE" w:bidi="ar_AE"/>
         </w:rPr>
       </w:r>
       <w:r>
         <w:rPr>
           <w:b/>
+          <w:rtl/>
+          <w:cs/>
           <w:lang w:val="ar_AE" w:bidi="ar_AE"/>
         </w:rPr>
         <w:t>لمن نسب يونان الخلاص؟</w:t>
@@ -1350,32 +1686,42 @@
       </w:pPr>
       <w:r>
         <w:rPr>
-          <w:lang w:val="ar_AE" w:bidi="ar_AE"/>
-        </w:rPr>
-      </w:r>
-      <w:r>
-        <w:rPr>
+          <w:rtl/>
+          <w:cs/>
+          <w:lang w:val="ar_AE" w:bidi="ar_AE"/>
+        </w:rPr>
+      </w:r>
+      <w:r>
+        <w:rPr>
+          <w:rtl/>
+          <w:cs/>
           <w:lang w:val="ar_AE" w:bidi="ar_AE"/>
         </w:rPr>
         <w:t>قال يونان إن الخلاص من الرب.</w:t>
       </w:r>
       <w:r>
         <w:rPr>
-          <w:lang w:val="ar_AE" w:bidi="ar_AE"/>
-        </w:rPr>
-      </w:r>
-      <w:r>
-        <w:rPr>
-          <w:lang w:val="ar_AE" w:bidi="ar_AE"/>
-        </w:rPr>
-      </w:r>
-    </w:p>
-    <w:p>
-      <w:pPr>
-        <w:bidi/>
-      </w:pPr>
-      <w:r>
-        <w:rPr>
+          <w:rtl/>
+          <w:cs/>
+          <w:lang w:val="ar_AE" w:bidi="ar_AE"/>
+        </w:rPr>
+      </w:r>
+      <w:r>
+        <w:rPr>
+          <w:rtl/>
+          <w:cs/>
+          <w:lang w:val="ar_AE" w:bidi="ar_AE"/>
+        </w:rPr>
+      </w:r>
+    </w:p>
+    <w:p>
+      <w:pPr>
+        <w:bidi/>
+      </w:pPr>
+      <w:r>
+        <w:rPr>
+          <w:rtl/>
+          <w:cs/>
           <w:lang w:val="ar_AE" w:bidi="ar_AE"/>
         </w:rPr>
       </w:r>
@@ -1387,28 +1733,36 @@
       </w:pPr>
       <w:r>
         <w:rPr>
+          <w:rtl/>
+          <w:cs/>
           <w:lang w:val="ar_AE" w:bidi="ar_AE"/>
         </w:rPr>
         <w:t>يونان 2: 10</w:t>
       </w:r>
       <w:r>
         <w:rPr>
-          <w:lang w:val="ar_AE" w:bidi="ar_AE"/>
-        </w:rPr>
-      </w:r>
-    </w:p>
-    <w:p>
-      <w:pPr>
-        <w:bidi/>
-      </w:pPr>
-      <w:r>
-        <w:rPr>
+          <w:rtl/>
+          <w:cs/>
+          <w:lang w:val="ar_AE" w:bidi="ar_AE"/>
+        </w:rPr>
+      </w:r>
+    </w:p>
+    <w:p>
+      <w:pPr>
+        <w:bidi/>
+      </w:pPr>
+      <w:r>
+        <w:rPr>
+          <w:rtl/>
+          <w:cs/>
           <w:lang w:val="ar_AE" w:bidi="ar_AE"/>
         </w:rPr>
       </w:r>
       <w:r>
         <w:rPr>
           <w:b/>
+          <w:rtl/>
+          <w:cs/>
           <w:lang w:val="ar_AE" w:bidi="ar_AE"/>
         </w:rPr>
         <w:t>كيف استجاب الله لصلاة يونان؟</w:t>
@@ -1420,32 +1774,42 @@
       </w:pPr>
       <w:r>
         <w:rPr>
-          <w:lang w:val="ar_AE" w:bidi="ar_AE"/>
-        </w:rPr>
-      </w:r>
-      <w:r>
-        <w:rPr>
+          <w:rtl/>
+          <w:cs/>
+          <w:lang w:val="ar_AE" w:bidi="ar_AE"/>
+        </w:rPr>
+      </w:r>
+      <w:r>
+        <w:rPr>
+          <w:rtl/>
+          <w:cs/>
           <w:lang w:val="ar_AE" w:bidi="ar_AE"/>
         </w:rPr>
         <w:t>أمر الرب الحوت فقذف يونان إلى اليابسة.</w:t>
       </w:r>
       <w:r>
         <w:rPr>
-          <w:lang w:val="ar_AE" w:bidi="ar_AE"/>
-        </w:rPr>
-      </w:r>
-      <w:r>
-        <w:rPr>
-          <w:lang w:val="ar_AE" w:bidi="ar_AE"/>
-        </w:rPr>
-      </w:r>
-    </w:p>
-    <w:p>
-      <w:pPr>
-        <w:bidi/>
-      </w:pPr>
-      <w:r>
-        <w:rPr>
+          <w:rtl/>
+          <w:cs/>
+          <w:lang w:val="ar_AE" w:bidi="ar_AE"/>
+        </w:rPr>
+      </w:r>
+      <w:r>
+        <w:rPr>
+          <w:rtl/>
+          <w:cs/>
+          <w:lang w:val="ar_AE" w:bidi="ar_AE"/>
+        </w:rPr>
+      </w:r>
+    </w:p>
+    <w:p>
+      <w:pPr>
+        <w:bidi/>
+      </w:pPr>
+      <w:r>
+        <w:rPr>
+          <w:rtl/>
+          <w:cs/>
           <w:lang w:val="ar_AE" w:bidi="ar_AE"/>
         </w:rPr>
       </w:r>
@@ -1457,28 +1821,36 @@
       </w:pPr>
       <w:r>
         <w:rPr>
+          <w:rtl/>
+          <w:cs/>
           <w:lang w:val="ar_AE" w:bidi="ar_AE"/>
         </w:rPr>
         <w:t>يونان 3: 2</w:t>
       </w:r>
       <w:r>
         <w:rPr>
-          <w:lang w:val="ar_AE" w:bidi="ar_AE"/>
-        </w:rPr>
-      </w:r>
-    </w:p>
-    <w:p>
-      <w:pPr>
-        <w:bidi/>
-      </w:pPr>
-      <w:r>
-        <w:rPr>
+          <w:rtl/>
+          <w:cs/>
+          <w:lang w:val="ar_AE" w:bidi="ar_AE"/>
+        </w:rPr>
+      </w:r>
+    </w:p>
+    <w:p>
+      <w:pPr>
+        <w:bidi/>
+      </w:pPr>
+      <w:r>
+        <w:rPr>
+          <w:rtl/>
+          <w:cs/>
           <w:lang w:val="ar_AE" w:bidi="ar_AE"/>
         </w:rPr>
       </w:r>
       <w:r>
         <w:rPr>
           <w:b/>
+          <w:rtl/>
+          <w:cs/>
           <w:lang w:val="ar_AE" w:bidi="ar_AE"/>
         </w:rPr>
         <w:t>ماذا طلب الرب من يونان أن يفعل للمرة الثانية؟</w:t>
@@ -1490,32 +1862,42 @@
       </w:pPr>
       <w:r>
         <w:rPr>
-          <w:lang w:val="ar_AE" w:bidi="ar_AE"/>
-        </w:rPr>
-      </w:r>
-      <w:r>
-        <w:rPr>
+          <w:rtl/>
+          <w:cs/>
+          <w:lang w:val="ar_AE" w:bidi="ar_AE"/>
+        </w:rPr>
+      </w:r>
+      <w:r>
+        <w:rPr>
+          <w:rtl/>
+          <w:cs/>
           <w:lang w:val="ar_AE" w:bidi="ar_AE"/>
         </w:rPr>
         <w:t>أمر الرب يونان بالذهاب إلى نينوى ويخبر أهلها برسالة الرب.</w:t>
       </w:r>
       <w:r>
         <w:rPr>
-          <w:lang w:val="ar_AE" w:bidi="ar_AE"/>
-        </w:rPr>
-      </w:r>
-      <w:r>
-        <w:rPr>
-          <w:lang w:val="ar_AE" w:bidi="ar_AE"/>
-        </w:rPr>
-      </w:r>
-    </w:p>
-    <w:p>
-      <w:pPr>
-        <w:bidi/>
-      </w:pPr>
-      <w:r>
-        <w:rPr>
+          <w:rtl/>
+          <w:cs/>
+          <w:lang w:val="ar_AE" w:bidi="ar_AE"/>
+        </w:rPr>
+      </w:r>
+      <w:r>
+        <w:rPr>
+          <w:rtl/>
+          <w:cs/>
+          <w:lang w:val="ar_AE" w:bidi="ar_AE"/>
+        </w:rPr>
+      </w:r>
+    </w:p>
+    <w:p>
+      <w:pPr>
+        <w:bidi/>
+      </w:pPr>
+      <w:r>
+        <w:rPr>
+          <w:rtl/>
+          <w:cs/>
           <w:lang w:val="ar_AE" w:bidi="ar_AE"/>
         </w:rPr>
       </w:r>
@@ -1527,28 +1909,36 @@
       </w:pPr>
       <w:r>
         <w:rPr>
+          <w:rtl/>
+          <w:cs/>
           <w:lang w:val="ar_AE" w:bidi="ar_AE"/>
         </w:rPr>
         <w:t>يونان 3: 3</w:t>
       </w:r>
       <w:r>
         <w:rPr>
-          <w:lang w:val="ar_AE" w:bidi="ar_AE"/>
-        </w:rPr>
-      </w:r>
-    </w:p>
-    <w:p>
-      <w:pPr>
-        <w:bidi/>
-      </w:pPr>
-      <w:r>
-        <w:rPr>
+          <w:rtl/>
+          <w:cs/>
+          <w:lang w:val="ar_AE" w:bidi="ar_AE"/>
+        </w:rPr>
+      </w:r>
+    </w:p>
+    <w:p>
+      <w:pPr>
+        <w:bidi/>
+      </w:pPr>
+      <w:r>
+        <w:rPr>
+          <w:rtl/>
+          <w:cs/>
           <w:lang w:val="ar_AE" w:bidi="ar_AE"/>
         </w:rPr>
       </w:r>
       <w:r>
         <w:rPr>
           <w:b/>
+          <w:rtl/>
+          <w:cs/>
           <w:lang w:val="ar_AE" w:bidi="ar_AE"/>
         </w:rPr>
         <w:t>كيف كانت استجابة يونان في المرة الثانية عندما أمره الرب بالذهاب إلى نينوى؟</w:t>
@@ -1560,32 +1950,42 @@
       </w:pPr>
       <w:r>
         <w:rPr>
-          <w:lang w:val="ar_AE" w:bidi="ar_AE"/>
-        </w:rPr>
-      </w:r>
-      <w:r>
-        <w:rPr>
+          <w:rtl/>
+          <w:cs/>
+          <w:lang w:val="ar_AE" w:bidi="ar_AE"/>
+        </w:rPr>
+      </w:r>
+      <w:r>
+        <w:rPr>
+          <w:rtl/>
+          <w:cs/>
           <w:lang w:val="ar_AE" w:bidi="ar_AE"/>
         </w:rPr>
         <w:t>أطاع يونان الرب وذهب إلى نينوى.</w:t>
       </w:r>
       <w:r>
         <w:rPr>
-          <w:lang w:val="ar_AE" w:bidi="ar_AE"/>
-        </w:rPr>
-      </w:r>
-      <w:r>
-        <w:rPr>
-          <w:lang w:val="ar_AE" w:bidi="ar_AE"/>
-        </w:rPr>
-      </w:r>
-    </w:p>
-    <w:p>
-      <w:pPr>
-        <w:bidi/>
-      </w:pPr>
-      <w:r>
-        <w:rPr>
+          <w:rtl/>
+          <w:cs/>
+          <w:lang w:val="ar_AE" w:bidi="ar_AE"/>
+        </w:rPr>
+      </w:r>
+      <w:r>
+        <w:rPr>
+          <w:rtl/>
+          <w:cs/>
+          <w:lang w:val="ar_AE" w:bidi="ar_AE"/>
+        </w:rPr>
+      </w:r>
+    </w:p>
+    <w:p>
+      <w:pPr>
+        <w:bidi/>
+      </w:pPr>
+      <w:r>
+        <w:rPr>
+          <w:rtl/>
+          <w:cs/>
           <w:lang w:val="ar_AE" w:bidi="ar_AE"/>
         </w:rPr>
       </w:r>
@@ -1597,28 +1997,36 @@
       </w:pPr>
       <w:r>
         <w:rPr>
+          <w:rtl/>
+          <w:cs/>
           <w:lang w:val="ar_AE" w:bidi="ar_AE"/>
         </w:rPr>
         <w:t>يونان 3: 4</w:t>
       </w:r>
       <w:r>
         <w:rPr>
-          <w:lang w:val="ar_AE" w:bidi="ar_AE"/>
-        </w:rPr>
-      </w:r>
-    </w:p>
-    <w:p>
-      <w:pPr>
-        <w:bidi/>
-      </w:pPr>
-      <w:r>
-        <w:rPr>
+          <w:rtl/>
+          <w:cs/>
+          <w:lang w:val="ar_AE" w:bidi="ar_AE"/>
+        </w:rPr>
+      </w:r>
+    </w:p>
+    <w:p>
+      <w:pPr>
+        <w:bidi/>
+      </w:pPr>
+      <w:r>
+        <w:rPr>
+          <w:rtl/>
+          <w:cs/>
           <w:lang w:val="ar_AE" w:bidi="ar_AE"/>
         </w:rPr>
       </w:r>
       <w:r>
         <w:rPr>
           <w:b/>
+          <w:rtl/>
+          <w:cs/>
           <w:lang w:val="ar_AE" w:bidi="ar_AE"/>
         </w:rPr>
         <w:t>ما الرسالة التي ألقاها يونان في نينوى؟</w:t>
@@ -1630,32 +2038,42 @@
       </w:pPr>
       <w:r>
         <w:rPr>
-          <w:lang w:val="ar_AE" w:bidi="ar_AE"/>
-        </w:rPr>
-      </w:r>
-      <w:r>
-        <w:rPr>
+          <w:rtl/>
+          <w:cs/>
+          <w:lang w:val="ar_AE" w:bidi="ar_AE"/>
+        </w:rPr>
+      </w:r>
+      <w:r>
+        <w:rPr>
+          <w:rtl/>
+          <w:cs/>
           <w:lang w:val="ar_AE" w:bidi="ar_AE"/>
         </w:rPr>
         <w:t>قال يونان إنه بعد 40 يومًا ستنقلب نينوى.</w:t>
       </w:r>
       <w:r>
         <w:rPr>
-          <w:lang w:val="ar_AE" w:bidi="ar_AE"/>
-        </w:rPr>
-      </w:r>
-      <w:r>
-        <w:rPr>
-          <w:lang w:val="ar_AE" w:bidi="ar_AE"/>
-        </w:rPr>
-      </w:r>
-    </w:p>
-    <w:p>
-      <w:pPr>
-        <w:bidi/>
-      </w:pPr>
-      <w:r>
-        <w:rPr>
+          <w:rtl/>
+          <w:cs/>
+          <w:lang w:val="ar_AE" w:bidi="ar_AE"/>
+        </w:rPr>
+      </w:r>
+      <w:r>
+        <w:rPr>
+          <w:rtl/>
+          <w:cs/>
+          <w:lang w:val="ar_AE" w:bidi="ar_AE"/>
+        </w:rPr>
+      </w:r>
+    </w:p>
+    <w:p>
+      <w:pPr>
+        <w:bidi/>
+      </w:pPr>
+      <w:r>
+        <w:rPr>
+          <w:rtl/>
+          <w:cs/>
           <w:lang w:val="ar_AE" w:bidi="ar_AE"/>
         </w:rPr>
       </w:r>
@@ -1667,28 +2085,36 @@
       </w:pPr>
       <w:r>
         <w:rPr>
+          <w:rtl/>
+          <w:cs/>
           <w:lang w:val="ar_AE" w:bidi="ar_AE"/>
         </w:rPr>
         <w:t>يونان 3: 8</w:t>
       </w:r>
       <w:r>
         <w:rPr>
-          <w:lang w:val="ar_AE" w:bidi="ar_AE"/>
-        </w:rPr>
-      </w:r>
-    </w:p>
-    <w:p>
-      <w:pPr>
-        <w:bidi/>
-      </w:pPr>
-      <w:r>
-        <w:rPr>
+          <w:rtl/>
+          <w:cs/>
+          <w:lang w:val="ar_AE" w:bidi="ar_AE"/>
+        </w:rPr>
+      </w:r>
+    </w:p>
+    <w:p>
+      <w:pPr>
+        <w:bidi/>
+      </w:pPr>
+      <w:r>
+        <w:rPr>
+          <w:rtl/>
+          <w:cs/>
           <w:lang w:val="ar_AE" w:bidi="ar_AE"/>
         </w:rPr>
       </w:r>
       <w:r>
         <w:rPr>
           <w:b/>
+          <w:rtl/>
+          <w:cs/>
           <w:lang w:val="ar_AE" w:bidi="ar_AE"/>
         </w:rPr>
         <w:t>كيف استجاب أهل نينوى لرسالة الرب التي كرز بها يونان؟</w:t>
@@ -1700,32 +2126,42 @@
       </w:pPr>
       <w:r>
         <w:rPr>
-          <w:lang w:val="ar_AE" w:bidi="ar_AE"/>
-        </w:rPr>
-      </w:r>
-      <w:r>
-        <w:rPr>
+          <w:rtl/>
+          <w:cs/>
+          <w:lang w:val="ar_AE" w:bidi="ar_AE"/>
+        </w:rPr>
+      </w:r>
+      <w:r>
+        <w:rPr>
+          <w:rtl/>
+          <w:cs/>
           <w:lang w:val="ar_AE" w:bidi="ar_AE"/>
         </w:rPr>
         <w:t>آمن أهل نينوى بالله، وصاموا، وارتدوا المسوح. أصدر ملك نينوى مرسومًا ينص على أنه لا ينبغي لأي شخص أو حيوان أن يأكل أو يشرب الماء، وأن يتغطى كل شخص وحيوان بالمسوح، وعلى كل شخص أن يصرخ إلى الله ويتوقف عن عمل الشر، الذي يضم أي فعل عنف أيضًا.</w:t>
       </w:r>
       <w:r>
         <w:rPr>
-          <w:lang w:val="ar_AE" w:bidi="ar_AE"/>
-        </w:rPr>
-      </w:r>
-      <w:r>
-        <w:rPr>
-          <w:lang w:val="ar_AE" w:bidi="ar_AE"/>
-        </w:rPr>
-      </w:r>
-    </w:p>
-    <w:p>
-      <w:pPr>
-        <w:bidi/>
-      </w:pPr>
-      <w:r>
-        <w:rPr>
+          <w:rtl/>
+          <w:cs/>
+          <w:lang w:val="ar_AE" w:bidi="ar_AE"/>
+        </w:rPr>
+      </w:r>
+      <w:r>
+        <w:rPr>
+          <w:rtl/>
+          <w:cs/>
+          <w:lang w:val="ar_AE" w:bidi="ar_AE"/>
+        </w:rPr>
+      </w:r>
+    </w:p>
+    <w:p>
+      <w:pPr>
+        <w:bidi/>
+      </w:pPr>
+      <w:r>
+        <w:rPr>
+          <w:rtl/>
+          <w:cs/>
           <w:lang w:val="ar_AE" w:bidi="ar_AE"/>
         </w:rPr>
       </w:r>
@@ -1737,28 +2173,36 @@
       </w:pPr>
       <w:r>
         <w:rPr>
+          <w:rtl/>
+          <w:cs/>
           <w:lang w:val="ar_AE" w:bidi="ar_AE"/>
         </w:rPr>
         <w:t>يونان 3: 9</w:t>
       </w:r>
       <w:r>
         <w:rPr>
-          <w:lang w:val="ar_AE" w:bidi="ar_AE"/>
-        </w:rPr>
-      </w:r>
-    </w:p>
-    <w:p>
-      <w:pPr>
-        <w:bidi/>
-      </w:pPr>
-      <w:r>
-        <w:rPr>
+          <w:rtl/>
+          <w:cs/>
+          <w:lang w:val="ar_AE" w:bidi="ar_AE"/>
+        </w:rPr>
+      </w:r>
+    </w:p>
+    <w:p>
+      <w:pPr>
+        <w:bidi/>
+      </w:pPr>
+      <w:r>
+        <w:rPr>
+          <w:rtl/>
+          <w:cs/>
           <w:lang w:val="ar_AE" w:bidi="ar_AE"/>
         </w:rPr>
       </w:r>
       <w:r>
         <w:rPr>
           <w:b/>
+          <w:rtl/>
+          <w:cs/>
           <w:lang w:val="ar_AE" w:bidi="ar_AE"/>
         </w:rPr>
         <w:t>أي رجاء كان لدى ملك نينوى لشعب المدينة ونينوى؟</w:t>
@@ -1770,32 +2214,42 @@
       </w:pPr>
       <w:r>
         <w:rPr>
-          <w:lang w:val="ar_AE" w:bidi="ar_AE"/>
-        </w:rPr>
-      </w:r>
-      <w:r>
-        <w:rPr>
+          <w:rtl/>
+          <w:cs/>
+          <w:lang w:val="ar_AE" w:bidi="ar_AE"/>
+        </w:rPr>
+      </w:r>
+      <w:r>
+        <w:rPr>
+          <w:rtl/>
+          <w:cs/>
           <w:lang w:val="ar_AE" w:bidi="ar_AE"/>
         </w:rPr>
         <w:t>كان ملك نينوى يرجو أن يتراجع الله عن حمو غضبه، ويرحمهم حتى لا يهلك شعب نينوى.</w:t>
       </w:r>
       <w:r>
         <w:rPr>
-          <w:lang w:val="ar_AE" w:bidi="ar_AE"/>
-        </w:rPr>
-      </w:r>
-      <w:r>
-        <w:rPr>
-          <w:lang w:val="ar_AE" w:bidi="ar_AE"/>
-        </w:rPr>
-      </w:r>
-    </w:p>
-    <w:p>
-      <w:pPr>
-        <w:bidi/>
-      </w:pPr>
-      <w:r>
-        <w:rPr>
+          <w:rtl/>
+          <w:cs/>
+          <w:lang w:val="ar_AE" w:bidi="ar_AE"/>
+        </w:rPr>
+      </w:r>
+      <w:r>
+        <w:rPr>
+          <w:rtl/>
+          <w:cs/>
+          <w:lang w:val="ar_AE" w:bidi="ar_AE"/>
+        </w:rPr>
+      </w:r>
+    </w:p>
+    <w:p>
+      <w:pPr>
+        <w:bidi/>
+      </w:pPr>
+      <w:r>
+        <w:rPr>
+          <w:rtl/>
+          <w:cs/>
           <w:lang w:val="ar_AE" w:bidi="ar_AE"/>
         </w:rPr>
       </w:r>
@@ -1807,28 +2261,36 @@
       </w:pPr>
       <w:r>
         <w:rPr>
+          <w:rtl/>
+          <w:cs/>
           <w:lang w:val="ar_AE" w:bidi="ar_AE"/>
         </w:rPr>
         <w:t>يونان 3: 10</w:t>
       </w:r>
       <w:r>
         <w:rPr>
-          <w:lang w:val="ar_AE" w:bidi="ar_AE"/>
-        </w:rPr>
-      </w:r>
-    </w:p>
-    <w:p>
-      <w:pPr>
-        <w:bidi/>
-      </w:pPr>
-      <w:r>
-        <w:rPr>
+          <w:rtl/>
+          <w:cs/>
+          <w:lang w:val="ar_AE" w:bidi="ar_AE"/>
+        </w:rPr>
+      </w:r>
+    </w:p>
+    <w:p>
+      <w:pPr>
+        <w:bidi/>
+      </w:pPr>
+      <w:r>
+        <w:rPr>
+          <w:rtl/>
+          <w:cs/>
           <w:lang w:val="ar_AE" w:bidi="ar_AE"/>
         </w:rPr>
       </w:r>
       <w:r>
         <w:rPr>
           <w:b/>
+          <w:rtl/>
+          <w:cs/>
           <w:lang w:val="ar_AE" w:bidi="ar_AE"/>
         </w:rPr>
         <w:t>كيف قبل الله توبة أهل نينوى؟</w:t>
@@ -1840,32 +2302,42 @@
       </w:pPr>
       <w:r>
         <w:rPr>
-          <w:lang w:val="ar_AE" w:bidi="ar_AE"/>
-        </w:rPr>
-      </w:r>
-      <w:r>
-        <w:rPr>
+          <w:rtl/>
+          <w:cs/>
+          <w:lang w:val="ar_AE" w:bidi="ar_AE"/>
+        </w:rPr>
+      </w:r>
+      <w:r>
+        <w:rPr>
+          <w:rtl/>
+          <w:cs/>
           <w:lang w:val="ar_AE" w:bidi="ar_AE"/>
         </w:rPr>
         <w:t>رأى الله أعمالهم، إذ ابتعدوا عن طرقهم الشريرة. فتراجع الله عن الشر الذي قال إنه سيفعله بهم، ولم يفعله.</w:t>
       </w:r>
       <w:r>
         <w:rPr>
-          <w:lang w:val="ar_AE" w:bidi="ar_AE"/>
-        </w:rPr>
-      </w:r>
-      <w:r>
-        <w:rPr>
-          <w:lang w:val="ar_AE" w:bidi="ar_AE"/>
-        </w:rPr>
-      </w:r>
-    </w:p>
-    <w:p>
-      <w:pPr>
-        <w:bidi/>
-      </w:pPr>
-      <w:r>
-        <w:rPr>
+          <w:rtl/>
+          <w:cs/>
+          <w:lang w:val="ar_AE" w:bidi="ar_AE"/>
+        </w:rPr>
+      </w:r>
+      <w:r>
+        <w:rPr>
+          <w:rtl/>
+          <w:cs/>
+          <w:lang w:val="ar_AE" w:bidi="ar_AE"/>
+        </w:rPr>
+      </w:r>
+    </w:p>
+    <w:p>
+      <w:pPr>
+        <w:bidi/>
+      </w:pPr>
+      <w:r>
+        <w:rPr>
+          <w:rtl/>
+          <w:cs/>
           <w:lang w:val="ar_AE" w:bidi="ar_AE"/>
         </w:rPr>
       </w:r>
@@ -1877,28 +2349,36 @@
       </w:pPr>
       <w:r>
         <w:rPr>
+          <w:rtl/>
+          <w:cs/>
           <w:lang w:val="ar_AE" w:bidi="ar_AE"/>
         </w:rPr>
         <w:t>يونان 4: 1</w:t>
       </w:r>
       <w:r>
         <w:rPr>
-          <w:lang w:val="ar_AE" w:bidi="ar_AE"/>
-        </w:rPr>
-      </w:r>
-    </w:p>
-    <w:p>
-      <w:pPr>
-        <w:bidi/>
-      </w:pPr>
-      <w:r>
-        <w:rPr>
+          <w:rtl/>
+          <w:cs/>
+          <w:lang w:val="ar_AE" w:bidi="ar_AE"/>
+        </w:rPr>
+      </w:r>
+    </w:p>
+    <w:p>
+      <w:pPr>
+        <w:bidi/>
+      </w:pPr>
+      <w:r>
+        <w:rPr>
+          <w:rtl/>
+          <w:cs/>
           <w:lang w:val="ar_AE" w:bidi="ar_AE"/>
         </w:rPr>
       </w:r>
       <w:r>
         <w:rPr>
           <w:b/>
+          <w:rtl/>
+          <w:cs/>
           <w:lang w:val="ar_AE" w:bidi="ar_AE"/>
         </w:rPr>
         <w:t>ما سبب غضب يونان؟</w:t>
@@ -1910,32 +2390,42 @@
       </w:pPr>
       <w:r>
         <w:rPr>
-          <w:lang w:val="ar_AE" w:bidi="ar_AE"/>
-        </w:rPr>
-      </w:r>
-      <w:r>
-        <w:rPr>
+          <w:rtl/>
+          <w:cs/>
+          <w:lang w:val="ar_AE" w:bidi="ar_AE"/>
+        </w:rPr>
+      </w:r>
+      <w:r>
+        <w:rPr>
+          <w:rtl/>
+          <w:cs/>
           <w:lang w:val="ar_AE" w:bidi="ar_AE"/>
         </w:rPr>
         <w:t>كان يونان غاضبًا لأنه رأى أن رحمة الرب لأهل نينوى وعدم معاقبتهم أمر غير عادل.</w:t>
       </w:r>
       <w:r>
         <w:rPr>
-          <w:lang w:val="ar_AE" w:bidi="ar_AE"/>
-        </w:rPr>
-      </w:r>
-      <w:r>
-        <w:rPr>
-          <w:lang w:val="ar_AE" w:bidi="ar_AE"/>
-        </w:rPr>
-      </w:r>
-    </w:p>
-    <w:p>
-      <w:pPr>
-        <w:bidi/>
-      </w:pPr>
-      <w:r>
-        <w:rPr>
+          <w:rtl/>
+          <w:cs/>
+          <w:lang w:val="ar_AE" w:bidi="ar_AE"/>
+        </w:rPr>
+      </w:r>
+      <w:r>
+        <w:rPr>
+          <w:rtl/>
+          <w:cs/>
+          <w:lang w:val="ar_AE" w:bidi="ar_AE"/>
+        </w:rPr>
+      </w:r>
+    </w:p>
+    <w:p>
+      <w:pPr>
+        <w:bidi/>
+      </w:pPr>
+      <w:r>
+        <w:rPr>
+          <w:rtl/>
+          <w:cs/>
           <w:lang w:val="ar_AE" w:bidi="ar_AE"/>
         </w:rPr>
       </w:r>
@@ -1947,28 +2437,36 @@
       </w:pPr>
       <w:r>
         <w:rPr>
+          <w:rtl/>
+          <w:cs/>
           <w:lang w:val="ar_AE" w:bidi="ar_AE"/>
         </w:rPr>
         <w:t>يونان 4: 2</w:t>
       </w:r>
       <w:r>
         <w:rPr>
-          <w:lang w:val="ar_AE" w:bidi="ar_AE"/>
-        </w:rPr>
-      </w:r>
-    </w:p>
-    <w:p>
-      <w:pPr>
-        <w:bidi/>
-      </w:pPr>
-      <w:r>
-        <w:rPr>
+          <w:rtl/>
+          <w:cs/>
+          <w:lang w:val="ar_AE" w:bidi="ar_AE"/>
+        </w:rPr>
+      </w:r>
+    </w:p>
+    <w:p>
+      <w:pPr>
+        <w:bidi/>
+      </w:pPr>
+      <w:r>
+        <w:rPr>
+          <w:rtl/>
+          <w:cs/>
           <w:lang w:val="ar_AE" w:bidi="ar_AE"/>
         </w:rPr>
       </w:r>
       <w:r>
         <w:rPr>
           <w:b/>
+          <w:rtl/>
+          <w:cs/>
           <w:lang w:val="ar_AE" w:bidi="ar_AE"/>
         </w:rPr>
         <w:t>لماذا قال يونان إنه حاول الهروب إلى ترشيش؟</w:t>
@@ -1980,32 +2478,42 @@
       </w:pPr>
       <w:r>
         <w:rPr>
-          <w:lang w:val="ar_AE" w:bidi="ar_AE"/>
-        </w:rPr>
-      </w:r>
-      <w:r>
-        <w:rPr>
+          <w:rtl/>
+          <w:cs/>
+          <w:lang w:val="ar_AE" w:bidi="ar_AE"/>
+        </w:rPr>
+      </w:r>
+      <w:r>
+        <w:rPr>
+          <w:rtl/>
+          <w:cs/>
           <w:lang w:val="ar_AE" w:bidi="ar_AE"/>
         </w:rPr>
         <w:t>ذكر يونان أنه حاول الهروب إلى ترشيش لأنه كان يدرك أن الرب إله رحيم ورؤوف، بطيء الغضب وكثير الرحمة، ويتراجع عن الشر.</w:t>
       </w:r>
       <w:r>
         <w:rPr>
-          <w:lang w:val="ar_AE" w:bidi="ar_AE"/>
-        </w:rPr>
-      </w:r>
-      <w:r>
-        <w:rPr>
-          <w:lang w:val="ar_AE" w:bidi="ar_AE"/>
-        </w:rPr>
-      </w:r>
-    </w:p>
-    <w:p>
-      <w:pPr>
-        <w:bidi/>
-      </w:pPr>
-      <w:r>
-        <w:rPr>
+          <w:rtl/>
+          <w:cs/>
+          <w:lang w:val="ar_AE" w:bidi="ar_AE"/>
+        </w:rPr>
+      </w:r>
+      <w:r>
+        <w:rPr>
+          <w:rtl/>
+          <w:cs/>
+          <w:lang w:val="ar_AE" w:bidi="ar_AE"/>
+        </w:rPr>
+      </w:r>
+    </w:p>
+    <w:p>
+      <w:pPr>
+        <w:bidi/>
+      </w:pPr>
+      <w:r>
+        <w:rPr>
+          <w:rtl/>
+          <w:cs/>
           <w:lang w:val="ar_AE" w:bidi="ar_AE"/>
         </w:rPr>
       </w:r>
@@ -2017,28 +2525,36 @@
       </w:pPr>
       <w:r>
         <w:rPr>
+          <w:rtl/>
+          <w:cs/>
           <w:lang w:val="ar_AE" w:bidi="ar_AE"/>
         </w:rPr>
         <w:t>يونان 4: 3</w:t>
       </w:r>
       <w:r>
         <w:rPr>
-          <w:lang w:val="ar_AE" w:bidi="ar_AE"/>
-        </w:rPr>
-      </w:r>
-    </w:p>
-    <w:p>
-      <w:pPr>
-        <w:bidi/>
-      </w:pPr>
-      <w:r>
-        <w:rPr>
+          <w:rtl/>
+          <w:cs/>
+          <w:lang w:val="ar_AE" w:bidi="ar_AE"/>
+        </w:rPr>
+      </w:r>
+    </w:p>
+    <w:p>
+      <w:pPr>
+        <w:bidi/>
+      </w:pPr>
+      <w:r>
+        <w:rPr>
+          <w:rtl/>
+          <w:cs/>
           <w:lang w:val="ar_AE" w:bidi="ar_AE"/>
         </w:rPr>
       </w:r>
       <w:r>
         <w:rPr>
           <w:b/>
+          <w:rtl/>
+          <w:cs/>
           <w:lang w:val="ar_AE" w:bidi="ar_AE"/>
         </w:rPr>
         <w:t>ماذا طلب يونان من الرب؟</w:t>
@@ -2050,32 +2566,42 @@
       </w:pPr>
       <w:r>
         <w:rPr>
-          <w:lang w:val="ar_AE" w:bidi="ar_AE"/>
-        </w:rPr>
-      </w:r>
-      <w:r>
-        <w:rPr>
+          <w:rtl/>
+          <w:cs/>
+          <w:lang w:val="ar_AE" w:bidi="ar_AE"/>
+        </w:rPr>
+      </w:r>
+      <w:r>
+        <w:rPr>
+          <w:rtl/>
+          <w:cs/>
           <w:lang w:val="ar_AE" w:bidi="ar_AE"/>
         </w:rPr>
         <w:t>طلب يونان من الرب أن يأخذ حياته (يميته).</w:t>
       </w:r>
       <w:r>
         <w:rPr>
-          <w:lang w:val="ar_AE" w:bidi="ar_AE"/>
-        </w:rPr>
-      </w:r>
-      <w:r>
-        <w:rPr>
-          <w:lang w:val="ar_AE" w:bidi="ar_AE"/>
-        </w:rPr>
-      </w:r>
-    </w:p>
-    <w:p>
-      <w:pPr>
-        <w:bidi/>
-      </w:pPr>
-      <w:r>
-        <w:rPr>
+          <w:rtl/>
+          <w:cs/>
+          <w:lang w:val="ar_AE" w:bidi="ar_AE"/>
+        </w:rPr>
+      </w:r>
+      <w:r>
+        <w:rPr>
+          <w:rtl/>
+          <w:cs/>
+          <w:lang w:val="ar_AE" w:bidi="ar_AE"/>
+        </w:rPr>
+      </w:r>
+    </w:p>
+    <w:p>
+      <w:pPr>
+        <w:bidi/>
+      </w:pPr>
+      <w:r>
+        <w:rPr>
+          <w:rtl/>
+          <w:cs/>
           <w:lang w:val="ar_AE" w:bidi="ar_AE"/>
         </w:rPr>
       </w:r>
@@ -2087,28 +2613,36 @@
       </w:pPr>
       <w:r>
         <w:rPr>
+          <w:rtl/>
+          <w:cs/>
           <w:lang w:val="ar_AE" w:bidi="ar_AE"/>
         </w:rPr>
         <w:t>يونان 4: 4</w:t>
       </w:r>
       <w:r>
         <w:rPr>
-          <w:lang w:val="ar_AE" w:bidi="ar_AE"/>
-        </w:rPr>
-      </w:r>
-    </w:p>
-    <w:p>
-      <w:pPr>
-        <w:bidi/>
-      </w:pPr>
-      <w:r>
-        <w:rPr>
+          <w:rtl/>
+          <w:cs/>
+          <w:lang w:val="ar_AE" w:bidi="ar_AE"/>
+        </w:rPr>
+      </w:r>
+    </w:p>
+    <w:p>
+      <w:pPr>
+        <w:bidi/>
+      </w:pPr>
+      <w:r>
+        <w:rPr>
+          <w:rtl/>
+          <w:cs/>
           <w:lang w:val="ar_AE" w:bidi="ar_AE"/>
         </w:rPr>
       </w:r>
       <w:r>
         <w:rPr>
           <w:b/>
+          <w:rtl/>
+          <w:cs/>
           <w:lang w:val="ar_AE" w:bidi="ar_AE"/>
         </w:rPr>
         <w:t>ما السؤال الذي وجهه الرب إلى يونان؟</w:t>
@@ -2120,32 +2654,42 @@
       </w:pPr>
       <w:r>
         <w:rPr>
-          <w:lang w:val="ar_AE" w:bidi="ar_AE"/>
-        </w:rPr>
-      </w:r>
-      <w:r>
-        <w:rPr>
+          <w:rtl/>
+          <w:cs/>
+          <w:lang w:val="ar_AE" w:bidi="ar_AE"/>
+        </w:rPr>
+      </w:r>
+      <w:r>
+        <w:rPr>
+          <w:rtl/>
+          <w:cs/>
           <w:lang w:val="ar_AE" w:bidi="ar_AE"/>
         </w:rPr>
         <w:t>سأل الرب يونان إن صحّ غضب يونان وكان في محلّه.</w:t>
       </w:r>
       <w:r>
         <w:rPr>
-          <w:lang w:val="ar_AE" w:bidi="ar_AE"/>
-        </w:rPr>
-      </w:r>
-      <w:r>
-        <w:rPr>
-          <w:lang w:val="ar_AE" w:bidi="ar_AE"/>
-        </w:rPr>
-      </w:r>
-    </w:p>
-    <w:p>
-      <w:pPr>
-        <w:bidi/>
-      </w:pPr>
-      <w:r>
-        <w:rPr>
+          <w:rtl/>
+          <w:cs/>
+          <w:lang w:val="ar_AE" w:bidi="ar_AE"/>
+        </w:rPr>
+      </w:r>
+      <w:r>
+        <w:rPr>
+          <w:rtl/>
+          <w:cs/>
+          <w:lang w:val="ar_AE" w:bidi="ar_AE"/>
+        </w:rPr>
+      </w:r>
+    </w:p>
+    <w:p>
+      <w:pPr>
+        <w:bidi/>
+      </w:pPr>
+      <w:r>
+        <w:rPr>
+          <w:rtl/>
+          <w:cs/>
           <w:lang w:val="ar_AE" w:bidi="ar_AE"/>
         </w:rPr>
       </w:r>
@@ -2157,28 +2701,36 @@
       </w:pPr>
       <w:r>
         <w:rPr>
+          <w:rtl/>
+          <w:cs/>
           <w:lang w:val="ar_AE" w:bidi="ar_AE"/>
         </w:rPr>
         <w:t>يونان 4: 5</w:t>
       </w:r>
       <w:r>
         <w:rPr>
-          <w:lang w:val="ar_AE" w:bidi="ar_AE"/>
-        </w:rPr>
-      </w:r>
-    </w:p>
-    <w:p>
-      <w:pPr>
-        <w:bidi/>
-      </w:pPr>
-      <w:r>
-        <w:rPr>
+          <w:rtl/>
+          <w:cs/>
+          <w:lang w:val="ar_AE" w:bidi="ar_AE"/>
+        </w:rPr>
+      </w:r>
+    </w:p>
+    <w:p>
+      <w:pPr>
+        <w:bidi/>
+      </w:pPr>
+      <w:r>
+        <w:rPr>
+          <w:rtl/>
+          <w:cs/>
           <w:lang w:val="ar_AE" w:bidi="ar_AE"/>
         </w:rPr>
       </w:r>
       <w:r>
         <w:rPr>
           <w:b/>
+          <w:rtl/>
+          <w:cs/>
           <w:lang w:val="ar_AE" w:bidi="ar_AE"/>
         </w:rPr>
         <w:t>لماذا خرج يونان من المدينة وجلس مقابلها؟</w:t>
@@ -2190,44 +2742,58 @@
       </w:pPr>
       <w:r>
         <w:rPr>
-          <w:lang w:val="ar_AE" w:bidi="ar_AE"/>
-        </w:rPr>
-      </w:r>
-      <w:r>
-        <w:rPr>
+          <w:rtl/>
+          <w:cs/>
+          <w:lang w:val="ar_AE" w:bidi="ar_AE"/>
+        </w:rPr>
+      </w:r>
+      <w:r>
+        <w:rPr>
+          <w:rtl/>
+          <w:cs/>
           <w:lang w:val="ar_AE" w:bidi="ar_AE"/>
         </w:rPr>
         <w:t>أراد يونان أن يرى</w:t>
       </w:r>
       <w:r>
         <w:rPr>
+          <w:rtl/>
+          <w:cs/>
           <w:lang w:val="ar_AE" w:bidi="ar_AE"/>
         </w:rPr>
         <w:t xml:space="preserve"> ما يُصيـبُ </w:t>
       </w:r>
       <w:r>
         <w:rPr>
+          <w:rtl/>
+          <w:cs/>
           <w:lang w:val="ar_AE" w:bidi="ar_AE"/>
         </w:rPr>
         <w:t>مدينة نينوى.</w:t>
       </w:r>
       <w:r>
         <w:rPr>
-          <w:lang w:val="ar_AE" w:bidi="ar_AE"/>
-        </w:rPr>
-      </w:r>
-      <w:r>
-        <w:rPr>
-          <w:lang w:val="ar_AE" w:bidi="ar_AE"/>
-        </w:rPr>
-      </w:r>
-    </w:p>
-    <w:p>
-      <w:pPr>
-        <w:bidi/>
-      </w:pPr>
-      <w:r>
-        <w:rPr>
+          <w:rtl/>
+          <w:cs/>
+          <w:lang w:val="ar_AE" w:bidi="ar_AE"/>
+        </w:rPr>
+      </w:r>
+      <w:r>
+        <w:rPr>
+          <w:rtl/>
+          <w:cs/>
+          <w:lang w:val="ar_AE" w:bidi="ar_AE"/>
+        </w:rPr>
+      </w:r>
+    </w:p>
+    <w:p>
+      <w:pPr>
+        <w:bidi/>
+      </w:pPr>
+      <w:r>
+        <w:rPr>
+          <w:rtl/>
+          <w:cs/>
           <w:lang w:val="ar_AE" w:bidi="ar_AE"/>
         </w:rPr>
       </w:r>
@@ -2239,28 +2805,36 @@
       </w:pPr>
       <w:r>
         <w:rPr>
+          <w:rtl/>
+          <w:cs/>
           <w:lang w:val="ar_AE" w:bidi="ar_AE"/>
         </w:rPr>
         <w:t>يونان 4: 6</w:t>
       </w:r>
       <w:r>
         <w:rPr>
-          <w:lang w:val="ar_AE" w:bidi="ar_AE"/>
-        </w:rPr>
-      </w:r>
-    </w:p>
-    <w:p>
-      <w:pPr>
-        <w:bidi/>
-      </w:pPr>
-      <w:r>
-        <w:rPr>
+          <w:rtl/>
+          <w:cs/>
+          <w:lang w:val="ar_AE" w:bidi="ar_AE"/>
+        </w:rPr>
+      </w:r>
+    </w:p>
+    <w:p>
+      <w:pPr>
+        <w:bidi/>
+      </w:pPr>
+      <w:r>
+        <w:rPr>
+          <w:rtl/>
+          <w:cs/>
           <w:lang w:val="ar_AE" w:bidi="ar_AE"/>
         </w:rPr>
       </w:r>
       <w:r>
         <w:rPr>
           <w:b/>
+          <w:rtl/>
+          <w:cs/>
           <w:lang w:val="ar_AE" w:bidi="ar_AE"/>
         </w:rPr>
         <w:t>ماذا فعل الرب مع يونان حين كان جالسًا خارج المدينة؟</w:t>
@@ -2272,32 +2846,42 @@
       </w:pPr>
       <w:r>
         <w:rPr>
-          <w:lang w:val="ar_AE" w:bidi="ar_AE"/>
-        </w:rPr>
-      </w:r>
-      <w:r>
-        <w:rPr>
+          <w:rtl/>
+          <w:cs/>
+          <w:lang w:val="ar_AE" w:bidi="ar_AE"/>
+        </w:rPr>
+      </w:r>
+      <w:r>
+        <w:rPr>
+          <w:rtl/>
+          <w:cs/>
           <w:lang w:val="ar_AE" w:bidi="ar_AE"/>
         </w:rPr>
         <w:t>أنبت الرب نباتًا (يقطينة) فوق يونان لتظلل رأسه.</w:t>
       </w:r>
       <w:r>
         <w:rPr>
-          <w:lang w:val="ar_AE" w:bidi="ar_AE"/>
-        </w:rPr>
-      </w:r>
-      <w:r>
-        <w:rPr>
-          <w:lang w:val="ar_AE" w:bidi="ar_AE"/>
-        </w:rPr>
-      </w:r>
-    </w:p>
-    <w:p>
-      <w:pPr>
-        <w:bidi/>
-      </w:pPr>
-      <w:r>
-        <w:rPr>
+          <w:rtl/>
+          <w:cs/>
+          <w:lang w:val="ar_AE" w:bidi="ar_AE"/>
+        </w:rPr>
+      </w:r>
+      <w:r>
+        <w:rPr>
+          <w:rtl/>
+          <w:cs/>
+          <w:lang w:val="ar_AE" w:bidi="ar_AE"/>
+        </w:rPr>
+      </w:r>
+    </w:p>
+    <w:p>
+      <w:pPr>
+        <w:bidi/>
+      </w:pPr>
+      <w:r>
+        <w:rPr>
+          <w:rtl/>
+          <w:cs/>
           <w:lang w:val="ar_AE" w:bidi="ar_AE"/>
         </w:rPr>
       </w:r>
@@ -2309,28 +2893,36 @@
       </w:pPr>
       <w:r>
         <w:rPr>
+          <w:rtl/>
+          <w:cs/>
           <w:lang w:val="ar_AE" w:bidi="ar_AE"/>
         </w:rPr>
         <w:t>يونان 4: 7</w:t>
       </w:r>
       <w:r>
         <w:rPr>
-          <w:lang w:val="ar_AE" w:bidi="ar_AE"/>
-        </w:rPr>
-      </w:r>
-    </w:p>
-    <w:p>
-      <w:pPr>
-        <w:bidi/>
-      </w:pPr>
-      <w:r>
-        <w:rPr>
+          <w:rtl/>
+          <w:cs/>
+          <w:lang w:val="ar_AE" w:bidi="ar_AE"/>
+        </w:rPr>
+      </w:r>
+    </w:p>
+    <w:p>
+      <w:pPr>
+        <w:bidi/>
+      </w:pPr>
+      <w:r>
+        <w:rPr>
+          <w:rtl/>
+          <w:cs/>
           <w:lang w:val="ar_AE" w:bidi="ar_AE"/>
         </w:rPr>
       </w:r>
       <w:r>
         <w:rPr>
           <w:b/>
+          <w:rtl/>
+          <w:cs/>
           <w:lang w:val="ar_AE" w:bidi="ar_AE"/>
         </w:rPr>
         <w:t>ماذا فعل الرب بالنبتة التي وفرت الظل ليونان؟</w:t>
@@ -2342,32 +2934,42 @@
       </w:pPr>
       <w:r>
         <w:rPr>
-          <w:lang w:val="ar_AE" w:bidi="ar_AE"/>
-        </w:rPr>
-      </w:r>
-      <w:r>
-        <w:rPr>
+          <w:rtl/>
+          <w:cs/>
+          <w:lang w:val="ar_AE" w:bidi="ar_AE"/>
+        </w:rPr>
+      </w:r>
+      <w:r>
+        <w:rPr>
+          <w:rtl/>
+          <w:cs/>
           <w:lang w:val="ar_AE" w:bidi="ar_AE"/>
         </w:rPr>
         <w:t xml:space="preserve">في فجر اليوم التالي، أرسل الله دودة هاجمت النبتة فذبلت. </w:t>
       </w:r>
       <w:r>
         <w:rPr>
-          <w:lang w:val="ar_AE" w:bidi="ar_AE"/>
-        </w:rPr>
-      </w:r>
-      <w:r>
-        <w:rPr>
-          <w:lang w:val="ar_AE" w:bidi="ar_AE"/>
-        </w:rPr>
-      </w:r>
-    </w:p>
-    <w:p>
-      <w:pPr>
-        <w:bidi/>
-      </w:pPr>
-      <w:r>
-        <w:rPr>
+          <w:rtl/>
+          <w:cs/>
+          <w:lang w:val="ar_AE" w:bidi="ar_AE"/>
+        </w:rPr>
+      </w:r>
+      <w:r>
+        <w:rPr>
+          <w:rtl/>
+          <w:cs/>
+          <w:lang w:val="ar_AE" w:bidi="ar_AE"/>
+        </w:rPr>
+      </w:r>
+    </w:p>
+    <w:p>
+      <w:pPr>
+        <w:bidi/>
+      </w:pPr>
+      <w:r>
+        <w:rPr>
+          <w:rtl/>
+          <w:cs/>
           <w:lang w:val="ar_AE" w:bidi="ar_AE"/>
         </w:rPr>
       </w:r>
@@ -2379,28 +2981,36 @@
       </w:pPr>
       <w:r>
         <w:rPr>
+          <w:rtl/>
+          <w:cs/>
           <w:lang w:val="ar_AE" w:bidi="ar_AE"/>
         </w:rPr>
         <w:t>يونان 4: 9</w:t>
       </w:r>
       <w:r>
         <w:rPr>
-          <w:lang w:val="ar_AE" w:bidi="ar_AE"/>
-        </w:rPr>
-      </w:r>
-    </w:p>
-    <w:p>
-      <w:pPr>
-        <w:bidi/>
-      </w:pPr>
-      <w:r>
-        <w:rPr>
+          <w:rtl/>
+          <w:cs/>
+          <w:lang w:val="ar_AE" w:bidi="ar_AE"/>
+        </w:rPr>
+      </w:r>
+    </w:p>
+    <w:p>
+      <w:pPr>
+        <w:bidi/>
+      </w:pPr>
+      <w:r>
+        <w:rPr>
+          <w:rtl/>
+          <w:cs/>
           <w:lang w:val="ar_AE" w:bidi="ar_AE"/>
         </w:rPr>
       </w:r>
       <w:r>
         <w:rPr>
           <w:b/>
+          <w:rtl/>
+          <w:cs/>
           <w:lang w:val="ar_AE" w:bidi="ar_AE"/>
         </w:rPr>
         <w:t>ما السؤال الذي طرحه الرب على يونان بعد أن أذبل النبتة وجعل ريح شرقية حارة تهب عليها؟</w:t>
@@ -2412,32 +3022,42 @@
       </w:pPr>
       <w:r>
         <w:rPr>
-          <w:lang w:val="ar_AE" w:bidi="ar_AE"/>
-        </w:rPr>
-      </w:r>
-      <w:r>
-        <w:rPr>
+          <w:rtl/>
+          <w:cs/>
+          <w:lang w:val="ar_AE" w:bidi="ar_AE"/>
+        </w:rPr>
+      </w:r>
+      <w:r>
+        <w:rPr>
+          <w:rtl/>
+          <w:cs/>
           <w:lang w:val="ar_AE" w:bidi="ar_AE"/>
         </w:rPr>
         <w:t xml:space="preserve">سأل الرب يونان إن صحّ غضبه بسبب النبتة وكان غضبًا في محلّه. </w:t>
       </w:r>
       <w:r>
         <w:rPr>
-          <w:lang w:val="ar_AE" w:bidi="ar_AE"/>
-        </w:rPr>
-      </w:r>
-      <w:r>
-        <w:rPr>
-          <w:lang w:val="ar_AE" w:bidi="ar_AE"/>
-        </w:rPr>
-      </w:r>
-    </w:p>
-    <w:p>
-      <w:pPr>
-        <w:bidi/>
-      </w:pPr>
-      <w:r>
-        <w:rPr>
+          <w:rtl/>
+          <w:cs/>
+          <w:lang w:val="ar_AE" w:bidi="ar_AE"/>
+        </w:rPr>
+      </w:r>
+      <w:r>
+        <w:rPr>
+          <w:rtl/>
+          <w:cs/>
+          <w:lang w:val="ar_AE" w:bidi="ar_AE"/>
+        </w:rPr>
+      </w:r>
+    </w:p>
+    <w:p>
+      <w:pPr>
+        <w:bidi/>
+      </w:pPr>
+      <w:r>
+        <w:rPr>
+          <w:rtl/>
+          <w:cs/>
           <w:lang w:val="ar_AE" w:bidi="ar_AE"/>
         </w:rPr>
       </w:r>
@@ -2449,28 +3069,36 @@
       </w:pPr>
       <w:r>
         <w:rPr>
+          <w:rtl/>
+          <w:cs/>
           <w:lang w:val="ar_AE" w:bidi="ar_AE"/>
         </w:rPr>
         <w:t>يونان 4: 10</w:t>
       </w:r>
       <w:r>
         <w:rPr>
-          <w:lang w:val="ar_AE" w:bidi="ar_AE"/>
-        </w:rPr>
-      </w:r>
-    </w:p>
-    <w:p>
-      <w:pPr>
-        <w:bidi/>
-      </w:pPr>
-      <w:r>
-        <w:rPr>
+          <w:rtl/>
+          <w:cs/>
+          <w:lang w:val="ar_AE" w:bidi="ar_AE"/>
+        </w:rPr>
+      </w:r>
+    </w:p>
+    <w:p>
+      <w:pPr>
+        <w:bidi/>
+      </w:pPr>
+      <w:r>
+        <w:rPr>
+          <w:rtl/>
+          <w:cs/>
           <w:lang w:val="ar_AE" w:bidi="ar_AE"/>
         </w:rPr>
       </w:r>
       <w:r>
         <w:rPr>
           <w:b/>
+          <w:rtl/>
+          <w:cs/>
           <w:lang w:val="ar_AE" w:bidi="ar_AE"/>
         </w:rPr>
         <w:t>كيف كان شعور يونان عندما ذبلت النبتة التي كانت توفر له الظل وماتت؟</w:t>
@@ -2482,32 +3110,42 @@
       </w:pPr>
       <w:r>
         <w:rPr>
-          <w:lang w:val="ar_AE" w:bidi="ar_AE"/>
-        </w:rPr>
-      </w:r>
-      <w:r>
-        <w:rPr>
+          <w:rtl/>
+          <w:cs/>
+          <w:lang w:val="ar_AE" w:bidi="ar_AE"/>
+        </w:rPr>
+      </w:r>
+      <w:r>
+        <w:rPr>
+          <w:rtl/>
+          <w:cs/>
           <w:lang w:val="ar_AE" w:bidi="ar_AE"/>
         </w:rPr>
         <w:t>شعر يونان بالشفقة على النبتة التي ذبلت وماتت.</w:t>
       </w:r>
       <w:r>
         <w:rPr>
-          <w:lang w:val="ar_AE" w:bidi="ar_AE"/>
-        </w:rPr>
-      </w:r>
-      <w:r>
-        <w:rPr>
-          <w:lang w:val="ar_AE" w:bidi="ar_AE"/>
-        </w:rPr>
-      </w:r>
-    </w:p>
-    <w:p>
-      <w:pPr>
-        <w:bidi/>
-      </w:pPr>
-      <w:r>
-        <w:rPr>
+          <w:rtl/>
+          <w:cs/>
+          <w:lang w:val="ar_AE" w:bidi="ar_AE"/>
+        </w:rPr>
+      </w:r>
+      <w:r>
+        <w:rPr>
+          <w:rtl/>
+          <w:cs/>
+          <w:lang w:val="ar_AE" w:bidi="ar_AE"/>
+        </w:rPr>
+      </w:r>
+    </w:p>
+    <w:p>
+      <w:pPr>
+        <w:bidi/>
+      </w:pPr>
+      <w:r>
+        <w:rPr>
+          <w:rtl/>
+          <w:cs/>
           <w:lang w:val="ar_AE" w:bidi="ar_AE"/>
         </w:rPr>
       </w:r>
@@ -2519,28 +3157,36 @@
       </w:pPr>
       <w:r>
         <w:rPr>
+          <w:rtl/>
+          <w:cs/>
           <w:lang w:val="ar_AE" w:bidi="ar_AE"/>
         </w:rPr>
         <w:t>يونان 4: 11</w:t>
       </w:r>
       <w:r>
         <w:rPr>
-          <w:lang w:val="ar_AE" w:bidi="ar_AE"/>
-        </w:rPr>
-      </w:r>
-    </w:p>
-    <w:p>
-      <w:pPr>
-        <w:bidi/>
-      </w:pPr>
-      <w:r>
-        <w:rPr>
+          <w:rtl/>
+          <w:cs/>
+          <w:lang w:val="ar_AE" w:bidi="ar_AE"/>
+        </w:rPr>
+      </w:r>
+    </w:p>
+    <w:p>
+      <w:pPr>
+        <w:bidi/>
+      </w:pPr>
+      <w:r>
+        <w:rPr>
+          <w:rtl/>
+          <w:cs/>
           <w:lang w:val="ar_AE" w:bidi="ar_AE"/>
         </w:rPr>
       </w:r>
       <w:r>
         <w:rPr>
           <w:b/>
+          <w:rtl/>
+          <w:cs/>
           <w:lang w:val="ar_AE" w:bidi="ar_AE"/>
         </w:rPr>
         <w:t>من الذي أشفق الرب عليهم؟</w:t>
@@ -2552,22 +3198,30 @@
       </w:pPr>
       <w:r>
         <w:rPr>
-          <w:lang w:val="ar_AE" w:bidi="ar_AE"/>
-        </w:rPr>
-      </w:r>
-      <w:r>
-        <w:rPr>
+          <w:rtl/>
+          <w:cs/>
+          <w:lang w:val="ar_AE" w:bidi="ar_AE"/>
+        </w:rPr>
+      </w:r>
+      <w:r>
+        <w:rPr>
+          <w:rtl/>
+          <w:cs/>
           <w:lang w:val="ar_AE" w:bidi="ar_AE"/>
         </w:rPr>
         <w:t>شعر الرب بالشفقة على أهل نينوى وما فيها حتى من الحيوانات.</w:t>
       </w:r>
       <w:r>
         <w:rPr>
-          <w:lang w:val="ar_AE" w:bidi="ar_AE"/>
-        </w:rPr>
-      </w:r>
-      <w:r>
-        <w:rPr>
+          <w:rtl/>
+          <w:cs/>
+          <w:lang w:val="ar_AE" w:bidi="ar_AE"/>
+        </w:rPr>
+      </w:r>
+      <w:r>
+        <w:rPr>
+          <w:rtl/>
+          <w:cs/>
           <w:lang w:val="ar_AE" w:bidi="ar_AE"/>
         </w:rPr>
       </w:r>
